--- a/Toilet Clicker.docx
+++ b/Toilet Clicker.docx
@@ -1,6 +1,6 @@
 
 <file path=word/document.xml><?xml version="1.0" encoding="utf-8"?>
-<w:document xmlns:wpc="http://schemas.microsoft.com/office/word/2010/wordprocessingCanvas" xmlns:cx="http://schemas.microsoft.com/office/drawing/2014/chartex" xmlns:cx1="http://schemas.microsoft.com/office/drawing/2015/9/8/chartex" xmlns:cx2="http://schemas.microsoft.com/office/drawing/2015/10/21/chartex" xmlns:cx3="http://schemas.microsoft.com/office/drawing/2016/5/9/chartex" xmlns:cx4="http://schemas.microsoft.com/office/drawing/2016/5/10/chartex" xmlns:cx5="http://schemas.microsoft.com/office/drawing/2016/5/11/chartex" xmlns:cx6="http://schemas.microsoft.com/office/drawing/2016/5/12/chartex" xmlns:cx7="http://schemas.microsoft.com/office/drawing/2016/5/13/chartex" xmlns:cx8="http://schemas.microsoft.com/office/drawing/2016/5/14/chartex" xmlns:mc="http://schemas.openxmlformats.org/markup-compatibility/2006" xmlns:aink="http://schemas.microsoft.com/office/drawing/2016/ink" xmlns:am3d="http://schemas.microsoft.com/office/drawing/2017/model3d" xmlns:o="urn:schemas-microsoft-com:office:office" xmlns:oel="http://schemas.microsoft.com/office/2019/extlst" xmlns:r="http://schemas.openxmlformats.org/officeDocument/2006/relationships" xmlns:m="http://schemas.openxmlformats.org/officeDocument/2006/math" xmlns:v="urn:schemas-microsoft-com:vml" xmlns:wp14="http://schemas.microsoft.com/office/word/2010/wordprocessingDrawing" xmlns:wp="http://schemas.openxmlformats.org/drawingml/2006/wordprocessingDrawing" xmlns:w10="urn:schemas-microsoft-com:office:word" xmlns:w="http://schemas.openxmlformats.org/wordprocessingml/2006/main" xmlns:w14="http://schemas.microsoft.com/office/word/2010/wordml" xmlns:w15="http://schemas.microsoft.com/office/word/2012/wordml" xmlns:w16cex="http://schemas.microsoft.com/office/word/2018/wordml/cex" xmlns:w16cid="http://schemas.microsoft.com/office/word/2016/wordml/cid" xmlns:w16="http://schemas.microsoft.com/office/word/2018/wordml" xmlns:w16du="http://schemas.microsoft.com/office/word/2023/wordml/word16du" xmlns:w16sdtdh="http://schemas.microsoft.com/office/word/2020/wordml/sdtdatahash" xmlns:w16se="http://schemas.microsoft.com/office/word/2015/wordml/symex" xmlns:wpg="http://schemas.microsoft.com/office/word/2010/wordprocessingGroup" xmlns:wpi="http://schemas.microsoft.com/office/word/2010/wordprocessingInk" xmlns:wne="http://schemas.microsoft.com/office/word/2006/wordml" xmlns:wps="http://schemas.microsoft.com/office/word/2010/wordprocessingShape" mc:Ignorable="w14 w15 w16se w16cid w16 w16cex w16sdtdh w16du wp14">
+<w:document xmlns:wpc="http://schemas.microsoft.com/office/word/2010/wordprocessingCanvas" xmlns:cx="http://schemas.microsoft.com/office/drawing/2014/chartex" xmlns:cx1="http://schemas.microsoft.com/office/drawing/2015/9/8/chartex" xmlns:cx2="http://schemas.microsoft.com/office/drawing/2015/10/21/chartex" xmlns:cx3="http://schemas.microsoft.com/office/drawing/2016/5/9/chartex" xmlns:cx4="http://schemas.microsoft.com/office/drawing/2016/5/10/chartex" xmlns:cx5="http://schemas.microsoft.com/office/drawing/2016/5/11/chartex" xmlns:cx6="http://schemas.microsoft.com/office/drawing/2016/5/12/chartex" xmlns:cx7="http://schemas.microsoft.com/office/drawing/2016/5/13/chartex" xmlns:cx8="http://schemas.microsoft.com/office/drawing/2016/5/14/chartex" xmlns:mc="http://schemas.openxmlformats.org/markup-compatibility/2006" xmlns:aink="http://schemas.microsoft.com/office/drawing/2016/ink" xmlns:am3d="http://schemas.microsoft.com/office/drawing/2017/model3d" xmlns:o="urn:schemas-microsoft-com:office:office" xmlns:oel="http://schemas.microsoft.com/office/2019/extlst" xmlns:r="http://schemas.openxmlformats.org/officeDocument/2006/relationships" xmlns:m="http://schemas.openxmlformats.org/officeDocument/2006/math" xmlns:v="urn:schemas-microsoft-com:vml" xmlns:wp14="http://schemas.microsoft.com/office/word/2010/wordprocessingDrawing" xmlns:wp="http://schemas.openxmlformats.org/drawingml/2006/wordprocessingDrawing" xmlns:w10="urn:schemas-microsoft-com:office:word" xmlns:w="http://schemas.openxmlformats.org/wordprocessingml/2006/main" xmlns:w14="http://schemas.microsoft.com/office/word/2010/wordml" xmlns:w15="http://schemas.microsoft.com/office/word/2012/wordml" xmlns:w16cex="http://schemas.microsoft.com/office/word/2018/wordml/cex" xmlns:w16cid="http://schemas.microsoft.com/office/word/2016/wordml/cid" xmlns:w16="http://schemas.microsoft.com/office/word/2018/wordml" xmlns:w16du="http://schemas.microsoft.com/office/word/2023/wordml/word16du" xmlns:w16sdtdh="http://schemas.microsoft.com/office/word/2020/wordml/sdtdatahash" xmlns:w16sdtfl="http://schemas.microsoft.com/office/word/2024/wordml/sdtformatlock" xmlns:w16se="http://schemas.microsoft.com/office/word/2015/wordml/symex" xmlns:wpg="http://schemas.microsoft.com/office/word/2010/wordprocessingGroup" xmlns:wpi="http://schemas.microsoft.com/office/word/2010/wordprocessingInk" xmlns:wne="http://schemas.microsoft.com/office/word/2006/wordml" xmlns:wps="http://schemas.microsoft.com/office/word/2010/wordprocessingShape" mc:Ignorable="w14 w15 w16se w16cid w16 w16cex w16sdtdh w16sdtfl w16du wp14">
   <w:body>
     <w:p>
       <w:pPr>
@@ -662,6 +662,18 @@
         </w:rPr>
         <w:t>Igal kasutajal on juures mängijaprofiil</w:t>
       </w:r>
+      <w:r>
+        <w:rPr>
+          <w:rFonts w:ascii="Times New Roman" w:hAnsi="Times New Roman" w:cs="Times New Roman"/>
+        </w:rPr>
+        <w:t xml:space="preserve"> </w:t>
+      </w:r>
+      <w:r>
+        <w:rPr>
+          <w:rFonts w:ascii="Segoe UI Symbol" w:hAnsi="Segoe UI Symbol" w:cs="Segoe UI Symbol"/>
+        </w:rPr>
+        <w:t>✔</w:t>
+      </w:r>
     </w:p>
     <w:p>
       <w:pPr>
@@ -683,6 +695,18 @@
         </w:rPr>
         <w:t>Profiil genereeritakse siis kui kasutaja registreerub.</w:t>
       </w:r>
+      <w:r>
+        <w:rPr>
+          <w:rFonts w:ascii="Times New Roman" w:hAnsi="Times New Roman" w:cs="Times New Roman"/>
+        </w:rPr>
+        <w:t xml:space="preserve"> </w:t>
+      </w:r>
+      <w:r>
+        <w:rPr>
+          <w:rFonts w:ascii="Segoe UI Symbol" w:hAnsi="Segoe UI Symbol" w:cs="Segoe UI Symbol"/>
+        </w:rPr>
+        <w:t>✔</w:t>
+      </w:r>
     </w:p>
     <w:p>
       <w:pPr>
@@ -703,6 +727,18 @@
           <w:rFonts w:ascii="Times New Roman" w:hAnsi="Times New Roman" w:cs="Times New Roman"/>
         </w:rPr>
         <w:t>Esimese asjan kuvatakase profiiliseadistusvaade.</w:t>
+      </w:r>
+      <w:r>
+        <w:rPr>
+          <w:rFonts w:ascii="Segoe UI Symbol" w:hAnsi="Segoe UI Symbol" w:cs="Segoe UI Symbol"/>
+        </w:rPr>
+        <w:t xml:space="preserve"> </w:t>
+      </w:r>
+      <w:r>
+        <w:rPr>
+          <w:rFonts w:ascii="Segoe UI Symbol" w:hAnsi="Segoe UI Symbol" w:cs="Segoe UI Symbol"/>
+        </w:rPr>
+        <w:t>✔</w:t>
       </w:r>
     </w:p>
     <w:p>
@@ -1422,7 +1458,7 @@
 </file>
 
 <file path=word/numbering.xml><?xml version="1.0" encoding="utf-8"?>
-<w:numbering xmlns:wpc="http://schemas.microsoft.com/office/word/2010/wordprocessingCanvas" xmlns:cx="http://schemas.microsoft.com/office/drawing/2014/chartex" xmlns:cx1="http://schemas.microsoft.com/office/drawing/2015/9/8/chartex" xmlns:cx2="http://schemas.microsoft.com/office/drawing/2015/10/21/chartex" xmlns:cx3="http://schemas.microsoft.com/office/drawing/2016/5/9/chartex" xmlns:cx4="http://schemas.microsoft.com/office/drawing/2016/5/10/chartex" xmlns:cx5="http://schemas.microsoft.com/office/drawing/2016/5/11/chartex" xmlns:cx6="http://schemas.microsoft.com/office/drawing/2016/5/12/chartex" xmlns:cx7="http://schemas.microsoft.com/office/drawing/2016/5/13/chartex" xmlns:cx8="http://schemas.microsoft.com/office/drawing/2016/5/14/chartex" xmlns:mc="http://schemas.openxmlformats.org/markup-compatibility/2006" xmlns:aink="http://schemas.microsoft.com/office/drawing/2016/ink" xmlns:am3d="http://schemas.microsoft.com/office/drawing/2017/model3d" xmlns:o="urn:schemas-microsoft-com:office:office" xmlns:oel="http://schemas.microsoft.com/office/2019/extlst" xmlns:r="http://schemas.openxmlformats.org/officeDocument/2006/relationships" xmlns:m="http://schemas.openxmlformats.org/officeDocument/2006/math" xmlns:v="urn:schemas-microsoft-com:vml" xmlns:wp14="http://schemas.microsoft.com/office/word/2010/wordprocessingDrawing" xmlns:wp="http://schemas.openxmlformats.org/drawingml/2006/wordprocessingDrawing" xmlns:w10="urn:schemas-microsoft-com:office:word" xmlns:w="http://schemas.openxmlformats.org/wordprocessingml/2006/main" xmlns:w14="http://schemas.microsoft.com/office/word/2010/wordml" xmlns:w15="http://schemas.microsoft.com/office/word/2012/wordml" xmlns:w16cex="http://schemas.microsoft.com/office/word/2018/wordml/cex" xmlns:w16cid="http://schemas.microsoft.com/office/word/2016/wordml/cid" xmlns:w16="http://schemas.microsoft.com/office/word/2018/wordml" xmlns:w16du="http://schemas.microsoft.com/office/word/2023/wordml/word16du" xmlns:w16sdtdh="http://schemas.microsoft.com/office/word/2020/wordml/sdtdatahash" xmlns:w16se="http://schemas.microsoft.com/office/word/2015/wordml/symex" xmlns:wpg="http://schemas.microsoft.com/office/word/2010/wordprocessingGroup" xmlns:wpi="http://schemas.microsoft.com/office/word/2010/wordprocessingInk" xmlns:wne="http://schemas.microsoft.com/office/word/2006/wordml" xmlns:wps="http://schemas.microsoft.com/office/word/2010/wordprocessingShape" mc:Ignorable="w14 w15 w16se w16cid w16 w16cex w16sdtdh w16du wp14">
+<w:numbering xmlns:wpc="http://schemas.microsoft.com/office/word/2010/wordprocessingCanvas" xmlns:cx="http://schemas.microsoft.com/office/drawing/2014/chartex" xmlns:cx1="http://schemas.microsoft.com/office/drawing/2015/9/8/chartex" xmlns:cx2="http://schemas.microsoft.com/office/drawing/2015/10/21/chartex" xmlns:cx3="http://schemas.microsoft.com/office/drawing/2016/5/9/chartex" xmlns:cx4="http://schemas.microsoft.com/office/drawing/2016/5/10/chartex" xmlns:cx5="http://schemas.microsoft.com/office/drawing/2016/5/11/chartex" xmlns:cx6="http://schemas.microsoft.com/office/drawing/2016/5/12/chartex" xmlns:cx7="http://schemas.microsoft.com/office/drawing/2016/5/13/chartex" xmlns:cx8="http://schemas.microsoft.com/office/drawing/2016/5/14/chartex" xmlns:mc="http://schemas.openxmlformats.org/markup-compatibility/2006" xmlns:aink="http://schemas.microsoft.com/office/drawing/2016/ink" xmlns:am3d="http://schemas.microsoft.com/office/drawing/2017/model3d" xmlns:o="urn:schemas-microsoft-com:office:office" xmlns:oel="http://schemas.microsoft.com/office/2019/extlst" xmlns:r="http://schemas.openxmlformats.org/officeDocument/2006/relationships" xmlns:m="http://schemas.openxmlformats.org/officeDocument/2006/math" xmlns:v="urn:schemas-microsoft-com:vml" xmlns:wp14="http://schemas.microsoft.com/office/word/2010/wordprocessingDrawing" xmlns:wp="http://schemas.openxmlformats.org/drawingml/2006/wordprocessingDrawing" xmlns:w10="urn:schemas-microsoft-com:office:word" xmlns:w="http://schemas.openxmlformats.org/wordprocessingml/2006/main" xmlns:w14="http://schemas.microsoft.com/office/word/2010/wordml" xmlns:w15="http://schemas.microsoft.com/office/word/2012/wordml" xmlns:w16cex="http://schemas.microsoft.com/office/word/2018/wordml/cex" xmlns:w16cid="http://schemas.microsoft.com/office/word/2016/wordml/cid" xmlns:w16="http://schemas.microsoft.com/office/word/2018/wordml" xmlns:w16du="http://schemas.microsoft.com/office/word/2023/wordml/word16du" xmlns:w16sdtdh="http://schemas.microsoft.com/office/word/2020/wordml/sdtdatahash" xmlns:w16sdtfl="http://schemas.microsoft.com/office/word/2024/wordml/sdtformatlock" xmlns:w16se="http://schemas.microsoft.com/office/word/2015/wordml/symex" xmlns:wpg="http://schemas.microsoft.com/office/word/2010/wordprocessingGroup" xmlns:wpi="http://schemas.microsoft.com/office/word/2010/wordprocessingInk" xmlns:wne="http://schemas.microsoft.com/office/word/2006/wordml" xmlns:wps="http://schemas.microsoft.com/office/word/2010/wordprocessingShape" mc:Ignorable="w14 w15 w16se w16cid w16 w16cex w16sdtdh w16sdtfl w16du wp14">
   <w:abstractNum w:abstractNumId="0" w15:restartNumberingAfterBreak="0">
     <w:nsid w:val="18967A3B"/>
     <w:multiLevelType w:val="hybridMultilevel"/>
@@ -1840,7 +1876,7 @@
 </file>
 
 <file path=word/styles.xml><?xml version="1.0" encoding="utf-8"?>
-<w:styles xmlns:mc="http://schemas.openxmlformats.org/markup-compatibility/2006" xmlns:r="http://schemas.openxmlformats.org/officeDocument/2006/relationships" xmlns:w="http://schemas.openxmlformats.org/wordprocessingml/2006/main" xmlns:w14="http://schemas.microsoft.com/office/word/2010/wordml" xmlns:w15="http://schemas.microsoft.com/office/word/2012/wordml" xmlns:w16cex="http://schemas.microsoft.com/office/word/2018/wordml/cex" xmlns:w16cid="http://schemas.microsoft.com/office/word/2016/wordml/cid" xmlns:w16="http://schemas.microsoft.com/office/word/2018/wordml" xmlns:w16du="http://schemas.microsoft.com/office/word/2023/wordml/word16du" xmlns:w16sdtdh="http://schemas.microsoft.com/office/word/2020/wordml/sdtdatahash" xmlns:w16se="http://schemas.microsoft.com/office/word/2015/wordml/symex" mc:Ignorable="w14 w15 w16se w16cid w16 w16cex w16sdtdh w16du">
+<w:styles xmlns:mc="http://schemas.openxmlformats.org/markup-compatibility/2006" xmlns:r="http://schemas.openxmlformats.org/officeDocument/2006/relationships" xmlns:w="http://schemas.openxmlformats.org/wordprocessingml/2006/main" xmlns:w14="http://schemas.microsoft.com/office/word/2010/wordml" xmlns:w15="http://schemas.microsoft.com/office/word/2012/wordml" xmlns:w16cex="http://schemas.microsoft.com/office/word/2018/wordml/cex" xmlns:w16cid="http://schemas.microsoft.com/office/word/2016/wordml/cid" xmlns:w16="http://schemas.microsoft.com/office/word/2018/wordml" xmlns:w16du="http://schemas.microsoft.com/office/word/2023/wordml/word16du" xmlns:w16sdtdh="http://schemas.microsoft.com/office/word/2020/wordml/sdtdatahash" xmlns:w16sdtfl="http://schemas.microsoft.com/office/word/2024/wordml/sdtformatlock" xmlns:w16se="http://schemas.microsoft.com/office/word/2015/wordml/symex" mc:Ignorable="w14 w15 w16se w16cid w16 w16cex w16sdtdh w16sdtfl w16du">
   <w:docDefaults>
     <w:rPrDefault>
       <w:rPr>

--- a/Toilet Clicker.docx
+++ b/Toilet Clicker.docx
@@ -1,6 +1,6 @@
 
 <file path=word/document.xml><?xml version="1.0" encoding="utf-8"?>
-<w:document xmlns:wpc="http://schemas.microsoft.com/office/word/2010/wordprocessingCanvas" xmlns:cx="http://schemas.microsoft.com/office/drawing/2014/chartex" xmlns:cx1="http://schemas.microsoft.com/office/drawing/2015/9/8/chartex" xmlns:cx2="http://schemas.microsoft.com/office/drawing/2015/10/21/chartex" xmlns:cx3="http://schemas.microsoft.com/office/drawing/2016/5/9/chartex" xmlns:cx4="http://schemas.microsoft.com/office/drawing/2016/5/10/chartex" xmlns:cx5="http://schemas.microsoft.com/office/drawing/2016/5/11/chartex" xmlns:cx6="http://schemas.microsoft.com/office/drawing/2016/5/12/chartex" xmlns:cx7="http://schemas.microsoft.com/office/drawing/2016/5/13/chartex" xmlns:cx8="http://schemas.microsoft.com/office/drawing/2016/5/14/chartex" xmlns:mc="http://schemas.openxmlformats.org/markup-compatibility/2006" xmlns:aink="http://schemas.microsoft.com/office/drawing/2016/ink" xmlns:am3d="http://schemas.microsoft.com/office/drawing/2017/model3d" xmlns:o="urn:schemas-microsoft-com:office:office" xmlns:oel="http://schemas.microsoft.com/office/2019/extlst" xmlns:r="http://schemas.openxmlformats.org/officeDocument/2006/relationships" xmlns:m="http://schemas.openxmlformats.org/officeDocument/2006/math" xmlns:v="urn:schemas-microsoft-com:vml" xmlns:wp14="http://schemas.microsoft.com/office/word/2010/wordprocessingDrawing" xmlns:wp="http://schemas.openxmlformats.org/drawingml/2006/wordprocessingDrawing" xmlns:w10="urn:schemas-microsoft-com:office:word" xmlns:w="http://schemas.openxmlformats.org/wordprocessingml/2006/main" xmlns:w14="http://schemas.microsoft.com/office/word/2010/wordml" xmlns:w15="http://schemas.microsoft.com/office/word/2012/wordml" xmlns:w16cex="http://schemas.microsoft.com/office/word/2018/wordml/cex" xmlns:w16cid="http://schemas.microsoft.com/office/word/2016/wordml/cid" xmlns:w16="http://schemas.microsoft.com/office/word/2018/wordml" xmlns:w16du="http://schemas.microsoft.com/office/word/2023/wordml/word16du" xmlns:w16sdtdh="http://schemas.microsoft.com/office/word/2020/wordml/sdtdatahash" xmlns:w16se="http://schemas.microsoft.com/office/word/2015/wordml/symex" xmlns:wpg="http://schemas.microsoft.com/office/word/2010/wordprocessingGroup" xmlns:wpi="http://schemas.microsoft.com/office/word/2010/wordprocessingInk" xmlns:wne="http://schemas.microsoft.com/office/word/2006/wordml" xmlns:wps="http://schemas.microsoft.com/office/word/2010/wordprocessingShape" mc:Ignorable="w14 w15 w16se w16cid w16 w16cex w16sdtdh w16du wp14">
+<w:document xmlns:wpc="http://schemas.microsoft.com/office/word/2010/wordprocessingCanvas" xmlns:cx="http://schemas.microsoft.com/office/drawing/2014/chartex" xmlns:cx1="http://schemas.microsoft.com/office/drawing/2015/9/8/chartex" xmlns:cx2="http://schemas.microsoft.com/office/drawing/2015/10/21/chartex" xmlns:cx3="http://schemas.microsoft.com/office/drawing/2016/5/9/chartex" xmlns:cx4="http://schemas.microsoft.com/office/drawing/2016/5/10/chartex" xmlns:cx5="http://schemas.microsoft.com/office/drawing/2016/5/11/chartex" xmlns:cx6="http://schemas.microsoft.com/office/drawing/2016/5/12/chartex" xmlns:cx7="http://schemas.microsoft.com/office/drawing/2016/5/13/chartex" xmlns:cx8="http://schemas.microsoft.com/office/drawing/2016/5/14/chartex" xmlns:mc="http://schemas.openxmlformats.org/markup-compatibility/2006" xmlns:aink="http://schemas.microsoft.com/office/drawing/2016/ink" xmlns:am3d="http://schemas.microsoft.com/office/drawing/2017/model3d" xmlns:o="urn:schemas-microsoft-com:office:office" xmlns:oel="http://schemas.microsoft.com/office/2019/extlst" xmlns:r="http://schemas.openxmlformats.org/officeDocument/2006/relationships" xmlns:m="http://schemas.openxmlformats.org/officeDocument/2006/math" xmlns:v="urn:schemas-microsoft-com:vml" xmlns:wp14="http://schemas.microsoft.com/office/word/2010/wordprocessingDrawing" xmlns:wp="http://schemas.openxmlformats.org/drawingml/2006/wordprocessingDrawing" xmlns:w10="urn:schemas-microsoft-com:office:word" xmlns:w="http://schemas.openxmlformats.org/wordprocessingml/2006/main" xmlns:w14="http://schemas.microsoft.com/office/word/2010/wordml" xmlns:w15="http://schemas.microsoft.com/office/word/2012/wordml" xmlns:w16cex="http://schemas.microsoft.com/office/word/2018/wordml/cex" xmlns:w16cid="http://schemas.microsoft.com/office/word/2016/wordml/cid" xmlns:w16="http://schemas.microsoft.com/office/word/2018/wordml" xmlns:w16du="http://schemas.microsoft.com/office/word/2023/wordml/word16du" xmlns:w16sdtdh="http://schemas.microsoft.com/office/word/2020/wordml/sdtdatahash" xmlns:w16sdtfl="http://schemas.microsoft.com/office/word/2024/wordml/sdtformatlock" xmlns:w16se="http://schemas.microsoft.com/office/word/2015/wordml/symex" xmlns:wpg="http://schemas.microsoft.com/office/word/2010/wordprocessingGroup" xmlns:wpi="http://schemas.microsoft.com/office/word/2010/wordprocessingInk" xmlns:wne="http://schemas.microsoft.com/office/word/2006/wordml" xmlns:wps="http://schemas.microsoft.com/office/word/2010/wordprocessingShape" mc:Ignorable="w14 w15 w16se w16cid w16 w16cex w16sdtdh w16sdtfl w16du wp14">
   <w:body>
     <w:p>
       <w:pPr>
@@ -11,121 +11,33 @@
           <w:rFonts w:ascii="Times New Roman" w:hAnsi="Times New Roman" w:cs="Times New Roman"/>
         </w:rPr>
       </w:pPr>
-      <w:proofErr w:type="spellStart"/>
-      <w:r>
-        <w:rPr>
-          <w:rFonts w:ascii="Times New Roman" w:hAnsi="Times New Roman" w:cs="Times New Roman"/>
-        </w:rPr>
-        <w:t>Toilet</w:t>
-      </w:r>
-      <w:proofErr w:type="spellEnd"/>
-      <w:r>
-        <w:rPr>
-          <w:rFonts w:ascii="Times New Roman" w:hAnsi="Times New Roman" w:cs="Times New Roman"/>
-        </w:rPr>
-        <w:t xml:space="preserve"> </w:t>
-      </w:r>
-      <w:proofErr w:type="spellStart"/>
-      <w:r>
-        <w:rPr>
-          <w:rFonts w:ascii="Times New Roman" w:hAnsi="Times New Roman" w:cs="Times New Roman"/>
-        </w:rPr>
-        <w:t>clicker</w:t>
-      </w:r>
-      <w:proofErr w:type="spellEnd"/>
-      <w:r>
-        <w:rPr>
-          <w:rFonts w:ascii="Times New Roman" w:hAnsi="Times New Roman" w:cs="Times New Roman"/>
-        </w:rPr>
-        <w:t>.</w:t>
-      </w:r>
-    </w:p>
-    <w:p>
-      <w:pPr>
-        <w:tabs>
-          <w:tab w:val="left" w:pos="1776"/>
-        </w:tabs>
-        <w:rPr>
-          <w:rFonts w:ascii="Times New Roman" w:hAnsi="Times New Roman" w:cs="Times New Roman"/>
-        </w:rPr>
-      </w:pPr>
-      <w:r>
-        <w:rPr>
-          <w:rFonts w:ascii="Times New Roman" w:hAnsi="Times New Roman" w:cs="Times New Roman"/>
-        </w:rPr>
-        <w:t xml:space="preserve">See on mäng, mis sarnaneb </w:t>
-      </w:r>
-      <w:proofErr w:type="spellStart"/>
-      <w:r>
-        <w:rPr>
-          <w:rFonts w:ascii="Times New Roman" w:hAnsi="Times New Roman" w:cs="Times New Roman"/>
-        </w:rPr>
-        <w:t>Cookie</w:t>
-      </w:r>
-      <w:proofErr w:type="spellEnd"/>
-      <w:r>
-        <w:rPr>
-          <w:rFonts w:ascii="Times New Roman" w:hAnsi="Times New Roman" w:cs="Times New Roman"/>
-        </w:rPr>
-        <w:t xml:space="preserve"> </w:t>
-      </w:r>
-      <w:proofErr w:type="spellStart"/>
-      <w:r>
-        <w:rPr>
-          <w:rFonts w:ascii="Times New Roman" w:hAnsi="Times New Roman" w:cs="Times New Roman"/>
-        </w:rPr>
-        <w:t>Clicker’iga</w:t>
-      </w:r>
-      <w:proofErr w:type="spellEnd"/>
-      <w:r>
-        <w:rPr>
-          <w:rFonts w:ascii="Times New Roman" w:hAnsi="Times New Roman" w:cs="Times New Roman"/>
-        </w:rPr>
-        <w:t xml:space="preserve">. XP suurendamiseks peate </w:t>
-      </w:r>
-      <w:r>
-        <w:rPr>
-          <w:rFonts w:ascii="Times New Roman" w:hAnsi="Times New Roman" w:cs="Times New Roman"/>
-        </w:rPr>
-        <w:t>klikkama</w:t>
-      </w:r>
-      <w:r>
-        <w:rPr>
-          <w:rFonts w:ascii="Times New Roman" w:hAnsi="Times New Roman" w:cs="Times New Roman"/>
-        </w:rPr>
-        <w:t xml:space="preserve"> tualetti ja uuendama tualetti, et saada </w:t>
-      </w:r>
-      <w:proofErr w:type="spellStart"/>
-      <w:r>
-        <w:rPr>
-          <w:rFonts w:ascii="Times New Roman" w:hAnsi="Times New Roman" w:cs="Times New Roman"/>
-        </w:rPr>
-        <w:t>xp’d</w:t>
-      </w:r>
-      <w:proofErr w:type="spellEnd"/>
-      <w:r>
-        <w:rPr>
-          <w:rFonts w:ascii="Times New Roman" w:hAnsi="Times New Roman" w:cs="Times New Roman"/>
-        </w:rPr>
-        <w:t xml:space="preserve"> kiiremini.</w:t>
-      </w:r>
-      <w:r>
-        <w:rPr>
-          <w:rFonts w:ascii="Times New Roman" w:hAnsi="Times New Roman" w:cs="Times New Roman"/>
-        </w:rPr>
-        <w:t xml:space="preserve"> </w:t>
-      </w:r>
-      <w:r>
-        <w:rPr>
-          <w:rFonts w:ascii="Times New Roman" w:hAnsi="Times New Roman" w:cs="Times New Roman"/>
-        </w:rPr>
-        <w:t>Tualetid</w:t>
-      </w:r>
-      <w:r>
-        <w:rPr>
-          <w:rFonts w:ascii="Times New Roman" w:hAnsi="Times New Roman" w:cs="Times New Roman"/>
-        </w:rPr>
-        <w:t xml:space="preserve"> asuvad erinevates kohtades.</w:t>
+      <w:r>
+        <w:rPr>
+          <w:rFonts w:ascii="Times New Roman" w:hAnsi="Times New Roman" w:cs="Times New Roman"/>
+        </w:rPr>
+        <w:t>Toilet clicker.</w:t>
+      </w:r>
+    </w:p>
+    <w:p>
+      <w:pPr>
+        <w:tabs>
+          <w:tab w:val="left" w:pos="1776"/>
+        </w:tabs>
+        <w:rPr>
+          <w:rFonts w:ascii="Times New Roman" w:hAnsi="Times New Roman" w:cs="Times New Roman"/>
+        </w:rPr>
+      </w:pPr>
+      <w:r>
+        <w:rPr>
+          <w:rFonts w:ascii="Times New Roman" w:hAnsi="Times New Roman" w:cs="Times New Roman"/>
+        </w:rPr>
+        <w:t>See on mäng, mis sarnaneb Cookie Clicker’iga. XP suurendamiseks peate klikkima tualetti ja uuendama tualetti, et saada xp’d kiiremini.</w:t>
+      </w:r>
+      <w:r>
+        <w:rPr>
+          <w:rFonts w:ascii="Times New Roman" w:hAnsi="Times New Roman" w:cs="Times New Roman"/>
+        </w:rPr>
+        <w:t xml:space="preserve"> Tualettid asuvad erinevates kohtades.</w:t>
       </w:r>
     </w:p>
     <w:p>
@@ -164,6 +76,18 @@
         </w:rPr>
         <w:t>Kasutajad</w:t>
       </w:r>
+      <w:r>
+        <w:rPr>
+          <w:rFonts w:ascii="Times New Roman" w:hAnsi="Times New Roman" w:cs="Times New Roman"/>
+        </w:rPr>
+        <w:t xml:space="preserve"> </w:t>
+      </w:r>
+      <w:r>
+        <w:rPr>
+          <w:rFonts w:ascii="Segoe UI Symbol" w:hAnsi="Segoe UI Symbol" w:cs="Segoe UI Symbol"/>
+        </w:rPr>
+        <w:t>✔</w:t>
+      </w:r>
     </w:p>
     <w:p>
       <w:pPr>
@@ -212,162 +136,1273 @@
           <w:rFonts w:ascii="Times New Roman" w:hAnsi="Times New Roman" w:cs="Times New Roman"/>
         </w:rPr>
       </w:pPr>
-      <w:proofErr w:type="spellStart"/>
+      <w:r>
+        <w:rPr>
+          <w:rFonts w:ascii="Times New Roman" w:hAnsi="Times New Roman" w:cs="Times New Roman"/>
+        </w:rPr>
+        <w:t xml:space="preserve">Asukohad </w:t>
+      </w:r>
+      <w:r>
+        <w:rPr>
+          <w:rFonts w:ascii="Segoe UI Symbol" w:hAnsi="Segoe UI Symbol" w:cs="Segoe UI Symbol"/>
+        </w:rPr>
+        <w:t>✔</w:t>
+      </w:r>
+    </w:p>
+    <w:p>
+      <w:pPr>
+        <w:pStyle w:val="ListParagraph"/>
+        <w:numPr>
+          <w:ilvl w:val="0"/>
+          <w:numId w:val="1"/>
+        </w:numPr>
+        <w:tabs>
+          <w:tab w:val="left" w:pos="1776"/>
+        </w:tabs>
+        <w:rPr>
+          <w:rFonts w:ascii="Times New Roman" w:hAnsi="Times New Roman" w:cs="Times New Roman"/>
+        </w:rPr>
+      </w:pPr>
+      <w:r>
+        <w:rPr>
+          <w:rFonts w:ascii="Times New Roman" w:hAnsi="Times New Roman" w:cs="Times New Roman"/>
+        </w:rPr>
+        <w:t>Player View</w:t>
+      </w:r>
+    </w:p>
+    <w:p>
+      <w:pPr>
+        <w:tabs>
+          <w:tab w:val="left" w:pos="1776"/>
+        </w:tabs>
+        <w:rPr>
+          <w:rFonts w:ascii="Times New Roman" w:hAnsi="Times New Roman" w:cs="Times New Roman"/>
+        </w:rPr>
+      </w:pPr>
+      <w:r>
+        <w:rPr>
+          <w:rFonts w:ascii="Times New Roman" w:hAnsi="Times New Roman" w:cs="Times New Roman"/>
+        </w:rPr>
+        <w:t>Arenduslikud nõuded:</w:t>
+      </w:r>
+    </w:p>
+    <w:p>
+      <w:pPr>
+        <w:pStyle w:val="ListParagraph"/>
+        <w:numPr>
+          <w:ilvl w:val="0"/>
+          <w:numId w:val="3"/>
+        </w:numPr>
+        <w:tabs>
+          <w:tab w:val="left" w:pos="1776"/>
+        </w:tabs>
+        <w:rPr>
+          <w:rFonts w:ascii="Times New Roman" w:hAnsi="Times New Roman" w:cs="Times New Roman"/>
+        </w:rPr>
+      </w:pPr>
+      <w:r>
+        <w:rPr>
+          <w:rFonts w:ascii="Times New Roman" w:hAnsi="Times New Roman" w:cs="Times New Roman"/>
+        </w:rPr>
+        <w:t xml:space="preserve">Backendis on objekt, mis hoiab </w:t>
+      </w:r>
+      <w:r>
+        <w:rPr>
+          <w:rFonts w:ascii="Times New Roman" w:hAnsi="Times New Roman" w:cs="Times New Roman"/>
+        </w:rPr>
+        <w:t xml:space="preserve">(inventory, titaanid, kohad) </w:t>
+      </w:r>
+      <w:r>
+        <w:rPr>
+          <w:rFonts w:ascii="Segoe UI Symbol" w:hAnsi="Segoe UI Symbol" w:cs="Segoe UI Symbol"/>
+        </w:rPr>
+        <w:t>✔</w:t>
+      </w:r>
+    </w:p>
+    <w:p>
+      <w:pPr>
+        <w:pStyle w:val="ListParagraph"/>
+        <w:numPr>
+          <w:ilvl w:val="1"/>
+          <w:numId w:val="3"/>
+        </w:numPr>
+        <w:tabs>
+          <w:tab w:val="left" w:pos="1776"/>
+        </w:tabs>
+        <w:rPr>
+          <w:rFonts w:ascii="Times New Roman" w:hAnsi="Times New Roman" w:cs="Times New Roman"/>
+        </w:rPr>
+      </w:pPr>
+      <w:r>
+        <w:rPr>
+          <w:rFonts w:ascii="Times New Roman" w:hAnsi="Times New Roman" w:cs="Times New Roman"/>
+        </w:rPr>
+        <w:t>Tualettid</w:t>
+      </w:r>
+      <w:r>
+        <w:rPr>
+          <w:rFonts w:ascii="Times New Roman" w:hAnsi="Times New Roman" w:cs="Times New Roman"/>
+        </w:rPr>
+        <w:t xml:space="preserve"> </w:t>
+      </w:r>
+      <w:r>
+        <w:rPr>
+          <w:rFonts w:ascii="Segoe UI Symbol" w:hAnsi="Segoe UI Symbol" w:cs="Segoe UI Symbol"/>
+        </w:rPr>
+        <w:t>✔</w:t>
+      </w:r>
+    </w:p>
+    <w:p>
+      <w:pPr>
+        <w:pStyle w:val="ListParagraph"/>
+        <w:numPr>
+          <w:ilvl w:val="1"/>
+          <w:numId w:val="3"/>
+        </w:numPr>
+        <w:tabs>
+          <w:tab w:val="left" w:pos="1776"/>
+        </w:tabs>
+        <w:rPr>
+          <w:rFonts w:ascii="Times New Roman" w:hAnsi="Times New Roman" w:cs="Times New Roman"/>
+        </w:rPr>
+      </w:pPr>
+      <w:r>
+        <w:rPr>
+          <w:rFonts w:ascii="Times New Roman" w:hAnsi="Times New Roman" w:cs="Times New Roman"/>
+        </w:rPr>
+        <w:t>Piltide andmebaasis hoidmine</w:t>
+      </w:r>
+      <w:r>
+        <w:rPr>
+          <w:rFonts w:ascii="Times New Roman" w:hAnsi="Times New Roman" w:cs="Times New Roman"/>
+        </w:rPr>
+        <w:t xml:space="preserve"> </w:t>
+      </w:r>
+      <w:r>
+        <w:rPr>
+          <w:rFonts w:ascii="Segoe UI Symbol" w:hAnsi="Segoe UI Symbol" w:cs="Segoe UI Symbol"/>
+        </w:rPr>
+        <w:t>✔</w:t>
+      </w:r>
+    </w:p>
+    <w:p>
+      <w:pPr>
+        <w:pStyle w:val="ListParagraph"/>
+        <w:numPr>
+          <w:ilvl w:val="0"/>
+          <w:numId w:val="3"/>
+        </w:numPr>
+        <w:tabs>
+          <w:tab w:val="left" w:pos="1776"/>
+        </w:tabs>
+        <w:rPr>
+          <w:rFonts w:ascii="Times New Roman" w:hAnsi="Times New Roman" w:cs="Times New Roman"/>
+        </w:rPr>
+      </w:pPr>
+      <w:r>
+        <w:rPr>
+          <w:rFonts w:ascii="Times New Roman" w:hAnsi="Times New Roman" w:cs="Times New Roman"/>
+        </w:rPr>
+        <w:t>Kasutajate registreerimine</w:t>
+      </w:r>
+      <w:r>
+        <w:rPr>
+          <w:rFonts w:ascii="Times New Roman" w:hAnsi="Times New Roman" w:cs="Times New Roman"/>
+        </w:rPr>
+        <w:t xml:space="preserve"> (TUNNIS)</w:t>
+      </w:r>
+      <w:r>
+        <w:rPr>
+          <w:rFonts w:ascii="Times New Roman" w:hAnsi="Times New Roman" w:cs="Times New Roman"/>
+        </w:rPr>
+        <w:t xml:space="preserve"> </w:t>
+      </w:r>
+      <w:r>
+        <w:rPr>
+          <w:rFonts w:ascii="Segoe UI Symbol" w:hAnsi="Segoe UI Symbol" w:cs="Segoe UI Symbol"/>
+        </w:rPr>
+        <w:t>✔</w:t>
+      </w:r>
+    </w:p>
+    <w:p>
+      <w:pPr>
+        <w:pStyle w:val="ListParagraph"/>
+        <w:numPr>
+          <w:ilvl w:val="1"/>
+          <w:numId w:val="3"/>
+        </w:numPr>
+        <w:tabs>
+          <w:tab w:val="left" w:pos="1776"/>
+        </w:tabs>
+        <w:rPr>
+          <w:rFonts w:ascii="Times New Roman" w:hAnsi="Times New Roman" w:cs="Times New Roman"/>
+        </w:rPr>
+      </w:pPr>
+      <w:r>
+        <w:rPr>
+          <w:rFonts w:ascii="Times New Roman" w:hAnsi="Times New Roman" w:cs="Times New Roman"/>
+        </w:rPr>
+        <w:t>Kasutaja saab registreerida</w:t>
+      </w:r>
+      <w:r>
+        <w:rPr>
+          <w:rFonts w:ascii="Times New Roman" w:hAnsi="Times New Roman" w:cs="Times New Roman"/>
+        </w:rPr>
+        <w:t xml:space="preserve"> </w:t>
+      </w:r>
+      <w:r>
+        <w:rPr>
+          <w:rFonts w:ascii="Segoe UI Symbol" w:hAnsi="Segoe UI Symbol" w:cs="Segoe UI Symbol"/>
+        </w:rPr>
+        <w:t>✔</w:t>
+      </w:r>
+    </w:p>
+    <w:p>
+      <w:pPr>
+        <w:pStyle w:val="ListParagraph"/>
+        <w:numPr>
+          <w:ilvl w:val="1"/>
+          <w:numId w:val="3"/>
+        </w:numPr>
+        <w:tabs>
+          <w:tab w:val="left" w:pos="1776"/>
+        </w:tabs>
+        <w:rPr>
+          <w:rFonts w:ascii="Times New Roman" w:hAnsi="Times New Roman" w:cs="Times New Roman"/>
+        </w:rPr>
+      </w:pPr>
+      <w:r>
+        <w:rPr>
+          <w:rFonts w:ascii="Times New Roman" w:hAnsi="Times New Roman" w:cs="Times New Roman"/>
+        </w:rPr>
+        <w:t>Kasutaja sisestatud emailile tuleb kinnitussõnum</w:t>
+      </w:r>
+      <w:r>
+        <w:rPr>
+          <w:rFonts w:ascii="Times New Roman" w:hAnsi="Times New Roman" w:cs="Times New Roman"/>
+        </w:rPr>
+        <w:t xml:space="preserve"> </w:t>
+      </w:r>
+      <w:r>
+        <w:rPr>
+          <w:rFonts w:ascii="Segoe UI Symbol" w:hAnsi="Segoe UI Symbol" w:cs="Segoe UI Symbol"/>
+        </w:rPr>
+        <w:t>✔</w:t>
+      </w:r>
+    </w:p>
+    <w:p>
+      <w:pPr>
+        <w:pStyle w:val="ListParagraph"/>
+        <w:numPr>
+          <w:ilvl w:val="1"/>
+          <w:numId w:val="3"/>
+        </w:numPr>
+        <w:tabs>
+          <w:tab w:val="left" w:pos="1776"/>
+        </w:tabs>
+        <w:rPr>
+          <w:rFonts w:ascii="Times New Roman" w:hAnsi="Times New Roman" w:cs="Times New Roman"/>
+        </w:rPr>
+      </w:pPr>
+      <w:r>
+        <w:rPr>
+          <w:rFonts w:ascii="Times New Roman" w:hAnsi="Times New Roman" w:cs="Times New Roman"/>
+        </w:rPr>
+        <w:t>Igal kasutajal, on profiili-item backendis, kus hoitakse loendit, Tualettidest mis kasutajal on.</w:t>
+      </w:r>
+    </w:p>
+    <w:p>
+      <w:pPr>
+        <w:pStyle w:val="ListParagraph"/>
+        <w:numPr>
+          <w:ilvl w:val="0"/>
+          <w:numId w:val="3"/>
+        </w:numPr>
+        <w:tabs>
+          <w:tab w:val="left" w:pos="1776"/>
+        </w:tabs>
+        <w:rPr>
+          <w:rFonts w:ascii="Times New Roman" w:hAnsi="Times New Roman" w:cs="Times New Roman"/>
+        </w:rPr>
+      </w:pPr>
+      <w:r>
+        <w:rPr>
+          <w:rFonts w:ascii="Times New Roman" w:hAnsi="Times New Roman" w:cs="Times New Roman"/>
+        </w:rPr>
+        <w:t>Asukohad (KODUS)</w:t>
+      </w:r>
+      <w:r>
+        <w:rPr>
+          <w:rFonts w:ascii="Times New Roman" w:hAnsi="Times New Roman" w:cs="Times New Roman"/>
+        </w:rPr>
+        <w:t xml:space="preserve"> </w:t>
+      </w:r>
+      <w:r>
+        <w:rPr>
+          <w:rFonts w:ascii="Segoe UI Symbol" w:hAnsi="Segoe UI Symbol" w:cs="Segoe UI Symbol"/>
+        </w:rPr>
+        <w:t>✔</w:t>
+      </w:r>
+    </w:p>
+    <w:p>
+      <w:pPr>
+        <w:pStyle w:val="ListParagraph"/>
+        <w:numPr>
+          <w:ilvl w:val="1"/>
+          <w:numId w:val="3"/>
+        </w:numPr>
+        <w:tabs>
+          <w:tab w:val="left" w:pos="1776"/>
+        </w:tabs>
+        <w:rPr>
+          <w:rFonts w:ascii="Times New Roman" w:hAnsi="Times New Roman" w:cs="Times New Roman"/>
+        </w:rPr>
+      </w:pPr>
+      <w:r>
+        <w:rPr>
+          <w:rFonts w:ascii="Times New Roman" w:hAnsi="Times New Roman" w:cs="Times New Roman"/>
+        </w:rPr>
+        <w:t>Asukohad</w:t>
+      </w:r>
+      <w:r>
+        <w:rPr>
+          <w:rFonts w:ascii="Times New Roman" w:hAnsi="Times New Roman" w:cs="Times New Roman"/>
+        </w:rPr>
+        <w:t xml:space="preserve"> </w:t>
+      </w:r>
+      <w:r>
+        <w:rPr>
+          <w:rFonts w:ascii="Segoe UI Symbol" w:hAnsi="Segoe UI Symbol" w:cs="Segoe UI Symbol"/>
+        </w:rPr>
+        <w:t>✔</w:t>
+      </w:r>
+    </w:p>
+    <w:p>
+      <w:pPr>
+        <w:pStyle w:val="ListParagraph"/>
+        <w:numPr>
+          <w:ilvl w:val="1"/>
+          <w:numId w:val="3"/>
+        </w:numPr>
+        <w:tabs>
+          <w:tab w:val="left" w:pos="1776"/>
+        </w:tabs>
+        <w:rPr>
+          <w:rFonts w:ascii="Times New Roman" w:hAnsi="Times New Roman" w:cs="Times New Roman"/>
+        </w:rPr>
+      </w:pPr>
+      <w:r>
+        <w:rPr>
+          <w:rFonts w:ascii="Times New Roman" w:hAnsi="Times New Roman" w:cs="Times New Roman"/>
+        </w:rPr>
+        <w:t>Asukohtadel on ka pildid</w:t>
+      </w:r>
+      <w:r>
+        <w:rPr>
+          <w:rFonts w:ascii="Times New Roman" w:hAnsi="Times New Roman" w:cs="Times New Roman"/>
+        </w:rPr>
+        <w:t xml:space="preserve"> </w:t>
+      </w:r>
+      <w:r>
+        <w:rPr>
+          <w:rFonts w:ascii="Segoe UI Symbol" w:hAnsi="Segoe UI Symbol" w:cs="Segoe UI Symbol"/>
+        </w:rPr>
+        <w:t>✔</w:t>
+      </w:r>
+    </w:p>
+    <w:p>
+      <w:pPr>
+        <w:pStyle w:val="ListParagraph"/>
+        <w:numPr>
+          <w:ilvl w:val="0"/>
+          <w:numId w:val="3"/>
+        </w:numPr>
+        <w:tabs>
+          <w:tab w:val="left" w:pos="1776"/>
+        </w:tabs>
+        <w:rPr>
+          <w:rFonts w:ascii="Times New Roman" w:hAnsi="Times New Roman" w:cs="Times New Roman"/>
+        </w:rPr>
+      </w:pPr>
+      <w:r>
+        <w:rPr>
+          <w:rFonts w:ascii="Times New Roman" w:hAnsi="Times New Roman" w:cs="Times New Roman"/>
+        </w:rPr>
+        <w:t>Email (TUNNIS)</w:t>
+      </w:r>
+      <w:r>
+        <w:rPr>
+          <w:rFonts w:ascii="Times New Roman" w:hAnsi="Times New Roman" w:cs="Times New Roman"/>
+        </w:rPr>
+        <w:t xml:space="preserve"> </w:t>
+      </w:r>
+      <w:r>
+        <w:rPr>
+          <w:rFonts w:ascii="Segoe UI Symbol" w:hAnsi="Segoe UI Symbol" w:cs="Segoe UI Symbol"/>
+        </w:rPr>
+        <w:t>✔</w:t>
+      </w:r>
+    </w:p>
+    <w:p>
+      <w:pPr>
+        <w:pStyle w:val="ListParagraph"/>
+        <w:numPr>
+          <w:ilvl w:val="1"/>
+          <w:numId w:val="3"/>
+        </w:numPr>
+        <w:tabs>
+          <w:tab w:val="left" w:pos="1776"/>
+        </w:tabs>
+        <w:rPr>
+          <w:rFonts w:ascii="Times New Roman" w:hAnsi="Times New Roman" w:cs="Times New Roman"/>
+        </w:rPr>
+      </w:pPr>
+      <w:r>
+        <w:rPr>
+          <w:rFonts w:ascii="Times New Roman" w:hAnsi="Times New Roman" w:cs="Times New Roman"/>
+        </w:rPr>
+        <w:t>Admin saab kasutada emaili saatmise vaadet</w:t>
+      </w:r>
+      <w:r>
+        <w:rPr>
+          <w:rFonts w:ascii="Times New Roman" w:hAnsi="Times New Roman" w:cs="Times New Roman"/>
+        </w:rPr>
+        <w:t xml:space="preserve"> </w:t>
+      </w:r>
+      <w:r>
+        <w:rPr>
+          <w:rFonts w:ascii="Segoe UI Symbol" w:hAnsi="Segoe UI Symbol" w:cs="Segoe UI Symbol"/>
+        </w:rPr>
+        <w:t>✔</w:t>
+      </w:r>
+    </w:p>
+    <w:p>
+      <w:pPr>
+        <w:pStyle w:val="ListParagraph"/>
+        <w:numPr>
+          <w:ilvl w:val="1"/>
+          <w:numId w:val="3"/>
+        </w:numPr>
+        <w:tabs>
+          <w:tab w:val="left" w:pos="1776"/>
+        </w:tabs>
+        <w:rPr>
+          <w:rFonts w:ascii="Times New Roman" w:hAnsi="Times New Roman" w:cs="Times New Roman"/>
+        </w:rPr>
+      </w:pPr>
+      <w:r>
+        <w:rPr>
+          <w:rFonts w:ascii="Times New Roman" w:hAnsi="Times New Roman" w:cs="Times New Roman"/>
+        </w:rPr>
+        <w:t>Mängija saab registreerimisconfirmation kirju</w:t>
+      </w:r>
+      <w:r>
+        <w:rPr>
+          <w:rFonts w:ascii="Times New Roman" w:hAnsi="Times New Roman" w:cs="Times New Roman"/>
+        </w:rPr>
+        <w:t xml:space="preserve"> </w:t>
+      </w:r>
+      <w:r>
+        <w:rPr>
+          <w:rFonts w:ascii="Segoe UI Symbol" w:hAnsi="Segoe UI Symbol" w:cs="Segoe UI Symbol"/>
+        </w:rPr>
+        <w:t>✔</w:t>
+      </w:r>
+    </w:p>
+    <w:p>
+      <w:pPr>
+        <w:pStyle w:val="ListParagraph"/>
+        <w:numPr>
+          <w:ilvl w:val="0"/>
+          <w:numId w:val="3"/>
+        </w:numPr>
+        <w:tabs>
+          <w:tab w:val="left" w:pos="1776"/>
+        </w:tabs>
+        <w:rPr>
+          <w:rFonts w:ascii="Times New Roman" w:hAnsi="Times New Roman" w:cs="Times New Roman"/>
+        </w:rPr>
+      </w:pPr>
+      <w:r>
+        <w:rPr>
+          <w:rFonts w:ascii="Times New Roman" w:hAnsi="Times New Roman" w:cs="Times New Roman"/>
+        </w:rPr>
+        <w:t>Mängijaprofiil (</w:t>
+      </w:r>
+      <w:r>
+        <w:rPr>
+          <w:rFonts w:ascii="Times New Roman" w:hAnsi="Times New Roman" w:cs="Times New Roman"/>
+        </w:rPr>
+        <w:t>JAGATUD</w:t>
+      </w:r>
+      <w:r>
+        <w:rPr>
+          <w:rFonts w:ascii="Times New Roman" w:hAnsi="Times New Roman" w:cs="Times New Roman"/>
+        </w:rPr>
+        <w:t>)</w:t>
+      </w:r>
+    </w:p>
+    <w:p>
+      <w:pPr>
+        <w:pStyle w:val="ListParagraph"/>
+        <w:numPr>
+          <w:ilvl w:val="1"/>
+          <w:numId w:val="3"/>
+        </w:numPr>
+        <w:tabs>
+          <w:tab w:val="left" w:pos="1776"/>
+        </w:tabs>
+        <w:rPr>
+          <w:rFonts w:ascii="Times New Roman" w:hAnsi="Times New Roman" w:cs="Times New Roman"/>
+        </w:rPr>
+      </w:pPr>
+      <w:r>
+        <w:rPr>
+          <w:rFonts w:ascii="Times New Roman" w:hAnsi="Times New Roman" w:cs="Times New Roman"/>
+        </w:rPr>
+        <w:t>Igal kasutajal on juures mängijaprofiil</w:t>
+      </w:r>
+      <w:r>
+        <w:rPr>
+          <w:rFonts w:ascii="Times New Roman" w:hAnsi="Times New Roman" w:cs="Times New Roman"/>
+        </w:rPr>
+        <w:t xml:space="preserve"> </w:t>
+      </w:r>
+      <w:r>
+        <w:rPr>
+          <w:rFonts w:ascii="Segoe UI Symbol" w:hAnsi="Segoe UI Symbol" w:cs="Segoe UI Symbol"/>
+        </w:rPr>
+        <w:t>✔</w:t>
+      </w:r>
+    </w:p>
+    <w:p>
+      <w:pPr>
+        <w:pStyle w:val="ListParagraph"/>
+        <w:numPr>
+          <w:ilvl w:val="2"/>
+          <w:numId w:val="3"/>
+        </w:numPr>
+        <w:tabs>
+          <w:tab w:val="left" w:pos="1776"/>
+        </w:tabs>
+        <w:rPr>
+          <w:rFonts w:ascii="Times New Roman" w:hAnsi="Times New Roman" w:cs="Times New Roman"/>
+        </w:rPr>
+      </w:pPr>
+      <w:r>
+        <w:rPr>
+          <w:rFonts w:ascii="Times New Roman" w:hAnsi="Times New Roman" w:cs="Times New Roman"/>
+        </w:rPr>
+        <w:t>Profiil genereeritakse siis kui kasutaja registreerub.</w:t>
+      </w:r>
+      <w:r>
+        <w:rPr>
+          <w:rFonts w:ascii="Times New Roman" w:hAnsi="Times New Roman" w:cs="Times New Roman"/>
+        </w:rPr>
+        <w:t xml:space="preserve"> </w:t>
+      </w:r>
+      <w:r>
+        <w:rPr>
+          <w:rFonts w:ascii="Segoe UI Symbol" w:hAnsi="Segoe UI Symbol" w:cs="Segoe UI Symbol"/>
+        </w:rPr>
+        <w:t>✔</w:t>
+      </w:r>
+    </w:p>
+    <w:p>
+      <w:pPr>
+        <w:pStyle w:val="ListParagraph"/>
+        <w:numPr>
+          <w:ilvl w:val="2"/>
+          <w:numId w:val="3"/>
+        </w:numPr>
+        <w:tabs>
+          <w:tab w:val="left" w:pos="1776"/>
+        </w:tabs>
+        <w:rPr>
+          <w:rFonts w:ascii="Times New Roman" w:hAnsi="Times New Roman" w:cs="Times New Roman"/>
+        </w:rPr>
+      </w:pPr>
+      <w:r>
+        <w:rPr>
+          <w:rFonts w:ascii="Times New Roman" w:hAnsi="Times New Roman" w:cs="Times New Roman"/>
+        </w:rPr>
+        <w:t>Esimese asjan kuvatakase profiiliseadistusvaade.</w:t>
+      </w:r>
+      <w:r>
+        <w:rPr>
+          <w:rFonts w:ascii="Segoe UI Symbol" w:hAnsi="Segoe UI Symbol" w:cs="Segoe UI Symbol"/>
+        </w:rPr>
+        <w:t xml:space="preserve"> </w:t>
+      </w:r>
+      <w:r>
+        <w:rPr>
+          <w:rFonts w:ascii="Segoe UI Symbol" w:hAnsi="Segoe UI Symbol" w:cs="Segoe UI Symbol"/>
+        </w:rPr>
+        <w:t>✔</w:t>
+      </w:r>
+    </w:p>
+    <w:p>
+      <w:pPr>
+        <w:pStyle w:val="ListParagraph"/>
+        <w:numPr>
+          <w:ilvl w:val="1"/>
+          <w:numId w:val="3"/>
+        </w:numPr>
+        <w:tabs>
+          <w:tab w:val="left" w:pos="1776"/>
+        </w:tabs>
+        <w:rPr>
+          <w:rFonts w:ascii="Times New Roman" w:hAnsi="Times New Roman" w:cs="Times New Roman"/>
+        </w:rPr>
+      </w:pPr>
+      <w:r>
+        <w:rPr>
+          <w:rFonts w:ascii="Times New Roman" w:hAnsi="Times New Roman" w:cs="Times New Roman"/>
+        </w:rPr>
+        <w:t>Kasutajale kuvatakse vaated vastavalt profiilile</w:t>
+      </w:r>
+    </w:p>
+    <w:p>
+      <w:pPr>
+        <w:pStyle w:val="ListParagraph"/>
+        <w:numPr>
+          <w:ilvl w:val="1"/>
+          <w:numId w:val="3"/>
+        </w:numPr>
+        <w:tabs>
+          <w:tab w:val="left" w:pos="1776"/>
+        </w:tabs>
+        <w:rPr>
+          <w:rFonts w:ascii="Times New Roman" w:hAnsi="Times New Roman" w:cs="Times New Roman"/>
+        </w:rPr>
+      </w:pPr>
+      <w:r>
+        <w:rPr>
+          <w:rFonts w:ascii="Times New Roman" w:hAnsi="Times New Roman" w:cs="Times New Roman"/>
+        </w:rPr>
+        <w:t>Mängijaprofiil on juures</w:t>
+      </w:r>
+      <w:r>
+        <w:rPr>
+          <w:rFonts w:ascii="Times New Roman" w:hAnsi="Times New Roman" w:cs="Times New Roman"/>
+        </w:rPr>
+        <w:t xml:space="preserve"> adminituvastus, et kuvada:</w:t>
+      </w:r>
+    </w:p>
+    <w:p>
+      <w:pPr>
+        <w:pStyle w:val="ListParagraph"/>
+        <w:numPr>
+          <w:ilvl w:val="2"/>
+          <w:numId w:val="3"/>
+        </w:numPr>
+        <w:tabs>
+          <w:tab w:val="left" w:pos="1776"/>
+        </w:tabs>
+        <w:rPr>
+          <w:rFonts w:ascii="Times New Roman" w:hAnsi="Times New Roman" w:cs="Times New Roman"/>
+        </w:rPr>
+      </w:pPr>
+      <w:r>
+        <w:rPr>
+          <w:rFonts w:ascii="Times New Roman" w:hAnsi="Times New Roman" w:cs="Times New Roman"/>
+        </w:rPr>
+        <w:t>Adminile adminvaated</w:t>
+      </w:r>
+    </w:p>
+    <w:p>
+      <w:pPr>
+        <w:pStyle w:val="ListParagraph"/>
+        <w:numPr>
+          <w:ilvl w:val="2"/>
+          <w:numId w:val="3"/>
+        </w:numPr>
+        <w:tabs>
+          <w:tab w:val="left" w:pos="1776"/>
+        </w:tabs>
+        <w:rPr>
+          <w:rFonts w:ascii="Times New Roman" w:hAnsi="Times New Roman" w:cs="Times New Roman"/>
+        </w:rPr>
+      </w:pPr>
+      <w:r>
+        <w:rPr>
+          <w:rFonts w:ascii="Times New Roman" w:hAnsi="Times New Roman" w:cs="Times New Roman"/>
+        </w:rPr>
+        <w:t>Mängijale mängijavaated</w:t>
+      </w:r>
+    </w:p>
+    <w:p>
+      <w:pPr>
+        <w:pStyle w:val="ListParagraph"/>
+        <w:numPr>
+          <w:ilvl w:val="0"/>
+          <w:numId w:val="3"/>
+        </w:numPr>
+        <w:tabs>
+          <w:tab w:val="left" w:pos="1776"/>
+        </w:tabs>
+        <w:rPr>
+          <w:rFonts w:ascii="Times New Roman" w:hAnsi="Times New Roman" w:cs="Times New Roman"/>
+        </w:rPr>
+      </w:pPr>
+      <w:r>
+        <w:rPr>
+          <w:rFonts w:ascii="Times New Roman" w:hAnsi="Times New Roman" w:cs="Times New Roman"/>
+        </w:rPr>
+        <w:t>Gameloop</w:t>
+      </w:r>
+      <w:r>
+        <w:rPr>
+          <w:rFonts w:ascii="Times New Roman" w:hAnsi="Times New Roman" w:cs="Times New Roman"/>
+        </w:rPr>
+        <w:t xml:space="preserve"> (</w:t>
+      </w:r>
+      <w:r>
+        <w:rPr>
+          <w:rFonts w:ascii="Times New Roman" w:hAnsi="Times New Roman" w:cs="Times New Roman"/>
+        </w:rPr>
+        <w:t>JAGATUD</w:t>
+      </w:r>
+      <w:r>
+        <w:rPr>
+          <w:rFonts w:ascii="Times New Roman" w:hAnsi="Times New Roman" w:cs="Times New Roman"/>
+        </w:rPr>
+        <w:t>)</w:t>
+      </w:r>
+    </w:p>
+    <w:p>
+      <w:pPr>
+        <w:pStyle w:val="ListParagraph"/>
+        <w:numPr>
+          <w:ilvl w:val="1"/>
+          <w:numId w:val="3"/>
+        </w:numPr>
+        <w:tabs>
+          <w:tab w:val="left" w:pos="1776"/>
+        </w:tabs>
+        <w:rPr>
+          <w:rFonts w:ascii="Times New Roman" w:hAnsi="Times New Roman" w:cs="Times New Roman"/>
+        </w:rPr>
+      </w:pPr>
+      <w:r>
+        <w:rPr>
+          <w:rFonts w:ascii="Times New Roman" w:hAnsi="Times New Roman" w:cs="Times New Roman"/>
+        </w:rPr>
+        <w:t>Mängijavaade (KODUS)</w:t>
+      </w:r>
+    </w:p>
+    <w:p>
+      <w:pPr>
+        <w:pStyle w:val="ListParagraph"/>
+        <w:numPr>
+          <w:ilvl w:val="2"/>
+          <w:numId w:val="3"/>
+        </w:numPr>
+        <w:tabs>
+          <w:tab w:val="left" w:pos="1776"/>
+        </w:tabs>
+        <w:rPr>
+          <w:rFonts w:ascii="Times New Roman" w:hAnsi="Times New Roman" w:cs="Times New Roman"/>
+        </w:rPr>
+      </w:pPr>
+      <w:r>
+        <w:rPr>
+          <w:rFonts w:ascii="Times New Roman" w:hAnsi="Times New Roman" w:cs="Times New Roman"/>
+        </w:rPr>
+        <w:t>Mängija saab navigeerida vaadete vahel:</w:t>
+      </w:r>
+    </w:p>
+    <w:p>
+      <w:pPr>
+        <w:pStyle w:val="ListParagraph"/>
+        <w:numPr>
+          <w:ilvl w:val="3"/>
+          <w:numId w:val="3"/>
+        </w:numPr>
+        <w:tabs>
+          <w:tab w:val="left" w:pos="1776"/>
+        </w:tabs>
+        <w:rPr>
+          <w:rFonts w:ascii="Times New Roman" w:hAnsi="Times New Roman" w:cs="Times New Roman"/>
+        </w:rPr>
+      </w:pPr>
+      <w:r>
+        <w:rPr>
+          <w:rFonts w:ascii="Times New Roman" w:hAnsi="Times New Roman" w:cs="Times New Roman"/>
+        </w:rPr>
+        <w:t>Toilets</w:t>
+      </w:r>
+      <w:r>
+        <w:rPr>
+          <w:rFonts w:ascii="Times New Roman" w:hAnsi="Times New Roman" w:cs="Times New Roman"/>
+        </w:rPr>
+        <w:t xml:space="preserve"> </w:t>
+      </w:r>
+      <w:r>
+        <w:rPr>
+          <w:rFonts w:ascii="Times New Roman" w:hAnsi="Times New Roman" w:cs="Times New Roman"/>
+        </w:rPr>
+        <w:t>&lt;</w:t>
+      </w:r>
+      <w:r>
+        <w:rPr>
+          <w:rFonts w:ascii="Times New Roman" w:hAnsi="Times New Roman" w:cs="Times New Roman"/>
+        </w:rPr>
+        <w:t xml:space="preserve">-&gt; </w:t>
+      </w:r>
       <w:r>
         <w:rPr>
           <w:rFonts w:ascii="Times New Roman" w:hAnsi="Times New Roman" w:cs="Times New Roman"/>
         </w:rPr>
         <w:t>Locations</w:t>
       </w:r>
-      <w:proofErr w:type="spellEnd"/>
-      <w:r>
-        <w:rPr>
-          <w:rFonts w:ascii="Times New Roman" w:hAnsi="Times New Roman" w:cs="Times New Roman"/>
-        </w:rPr>
-        <w:t xml:space="preserve"> </w:t>
-      </w:r>
-      <w:r>
-        <w:rPr>
-          <w:rFonts w:ascii="Segoe UI Symbol" w:hAnsi="Segoe UI Symbol" w:cs="Segoe UI Symbol"/>
-        </w:rPr>
-        <w:t>✔</w:t>
-      </w:r>
-    </w:p>
-    <w:p>
-      <w:pPr>
-        <w:tabs>
-          <w:tab w:val="left" w:pos="1776"/>
-        </w:tabs>
-        <w:rPr>
-          <w:rFonts w:ascii="Times New Roman" w:hAnsi="Times New Roman" w:cs="Times New Roman"/>
-        </w:rPr>
-      </w:pPr>
-      <w:r>
-        <w:rPr>
-          <w:rFonts w:ascii="Times New Roman" w:hAnsi="Times New Roman" w:cs="Times New Roman"/>
-        </w:rPr>
-        <w:t>Arenduslikud nõuded:</w:t>
-      </w:r>
-    </w:p>
+    </w:p>
+    <w:p>
+      <w:pPr>
+        <w:pStyle w:val="ListParagraph"/>
+        <w:numPr>
+          <w:ilvl w:val="2"/>
+          <w:numId w:val="3"/>
+        </w:numPr>
+        <w:tabs>
+          <w:tab w:val="left" w:pos="1776"/>
+        </w:tabs>
+        <w:rPr>
+          <w:rFonts w:ascii="Times New Roman" w:hAnsi="Times New Roman" w:cs="Times New Roman"/>
+        </w:rPr>
+      </w:pPr>
+      <w:r>
+        <w:rPr>
+          <w:rFonts w:ascii="Times New Roman" w:hAnsi="Times New Roman" w:cs="Times New Roman"/>
+        </w:rPr>
+        <w:lastRenderedPageBreak/>
+        <w:t xml:space="preserve">Mängijal saab klikkida tualetti ja </w:t>
+      </w:r>
+      <w:r>
+        <w:rPr>
+          <w:rFonts w:ascii="Times New Roman" w:hAnsi="Times New Roman" w:cs="Times New Roman"/>
+        </w:rPr>
+        <w:t>tõsta tualetti tugevust ja kiirust.</w:t>
+      </w:r>
+    </w:p>
+    <w:p>
+      <w:pPr>
+        <w:pStyle w:val="ListParagraph"/>
+        <w:numPr>
+          <w:ilvl w:val="3"/>
+          <w:numId w:val="3"/>
+        </w:numPr>
+        <w:tabs>
+          <w:tab w:val="left" w:pos="1776"/>
+        </w:tabs>
+        <w:rPr>
+          <w:rFonts w:ascii="Times New Roman" w:hAnsi="Times New Roman" w:cs="Times New Roman"/>
+        </w:rPr>
+      </w:pPr>
+      <w:r>
+        <w:rPr>
+          <w:rFonts w:ascii="Times New Roman" w:hAnsi="Times New Roman" w:cs="Times New Roman"/>
+        </w:rPr>
+        <w:t>ToiletView</w:t>
+      </w:r>
+    </w:p>
+    <w:p>
+      <w:pPr>
+        <w:pStyle w:val="ListParagraph"/>
+        <w:numPr>
+          <w:ilvl w:val="2"/>
+          <w:numId w:val="3"/>
+        </w:numPr>
+        <w:tabs>
+          <w:tab w:val="left" w:pos="1776"/>
+        </w:tabs>
+        <w:rPr>
+          <w:rFonts w:ascii="Times New Roman" w:hAnsi="Times New Roman" w:cs="Times New Roman"/>
+        </w:rPr>
+      </w:pPr>
+      <w:r>
+        <w:rPr>
+          <w:rFonts w:ascii="Times New Roman" w:hAnsi="Times New Roman" w:cs="Times New Roman"/>
+        </w:rPr>
+        <w:t xml:space="preserve">Mängija saab </w:t>
+      </w:r>
+      <w:r>
+        <w:rPr>
+          <w:rFonts w:ascii="Times New Roman" w:hAnsi="Times New Roman" w:cs="Times New Roman"/>
+        </w:rPr>
+        <w:t>näha oma tualette.</w:t>
+      </w:r>
+    </w:p>
+    <w:p>
+      <w:pPr>
+        <w:pStyle w:val="ListParagraph"/>
+        <w:numPr>
+          <w:ilvl w:val="2"/>
+          <w:numId w:val="3"/>
+        </w:numPr>
+        <w:tabs>
+          <w:tab w:val="left" w:pos="1776"/>
+        </w:tabs>
+        <w:rPr>
+          <w:rFonts w:ascii="Times New Roman" w:hAnsi="Times New Roman" w:cs="Times New Roman"/>
+        </w:rPr>
+      </w:pPr>
+      <w:r>
+        <w:rPr>
+          <w:rFonts w:ascii="Times New Roman" w:hAnsi="Times New Roman" w:cs="Times New Roman"/>
+        </w:rPr>
+        <w:t>Mängija saab hankida uusi tualette.</w:t>
+      </w:r>
+    </w:p>
+    <w:p>
+      <w:pPr>
+        <w:pStyle w:val="ListParagraph"/>
+        <w:numPr>
+          <w:ilvl w:val="3"/>
+          <w:numId w:val="3"/>
+        </w:numPr>
+        <w:tabs>
+          <w:tab w:val="left" w:pos="1776"/>
+        </w:tabs>
+        <w:rPr>
+          <w:rFonts w:ascii="Times New Roman" w:hAnsi="Times New Roman" w:cs="Times New Roman"/>
+        </w:rPr>
+      </w:pPr>
+      <w:r>
+        <w:rPr>
+          <w:rFonts w:ascii="Times New Roman" w:hAnsi="Times New Roman" w:cs="Times New Roman"/>
+        </w:rPr>
+        <w:t>Story Quest, mis on juhuarvu abil genereeritud ettekirjutatud vaadete ja tegevuste nimekirjast.</w:t>
+      </w:r>
+    </w:p>
+    <w:p>
+      <w:pPr>
+        <w:pStyle w:val="ListParagraph"/>
+        <w:numPr>
+          <w:ilvl w:val="3"/>
+          <w:numId w:val="3"/>
+        </w:numPr>
+        <w:tabs>
+          <w:tab w:val="left" w:pos="1776"/>
+        </w:tabs>
+        <w:rPr>
+          <w:rFonts w:ascii="Times New Roman" w:hAnsi="Times New Roman" w:cs="Times New Roman"/>
+        </w:rPr>
+      </w:pPr>
+      <w:r>
+        <w:rPr>
+          <w:rFonts w:ascii="Times New Roman" w:hAnsi="Times New Roman" w:cs="Times New Roman"/>
+        </w:rPr>
+        <w:t>Ostab Creditite abil uusi tualette.</w:t>
+      </w:r>
+    </w:p>
+    <w:p>
+      <w:pPr>
+        <w:pStyle w:val="ListParagraph"/>
+        <w:numPr>
+          <w:ilvl w:val="1"/>
+          <w:numId w:val="3"/>
+        </w:numPr>
+        <w:tabs>
+          <w:tab w:val="left" w:pos="1776"/>
+        </w:tabs>
+        <w:rPr>
+          <w:rFonts w:ascii="Times New Roman" w:hAnsi="Times New Roman" w:cs="Times New Roman"/>
+        </w:rPr>
+      </w:pPr>
+      <w:r>
+        <w:rPr>
+          <w:rFonts w:ascii="Times New Roman" w:hAnsi="Times New Roman" w:cs="Times New Roman"/>
+        </w:rPr>
+        <w:t>StoryQuest [KLASSIS]</w:t>
+      </w:r>
+    </w:p>
+    <w:p>
+      <w:pPr>
+        <w:pStyle w:val="ListParagraph"/>
+        <w:numPr>
+          <w:ilvl w:val="2"/>
+          <w:numId w:val="3"/>
+        </w:numPr>
+        <w:tabs>
+          <w:tab w:val="left" w:pos="1776"/>
+        </w:tabs>
+        <w:rPr>
+          <w:rFonts w:ascii="Times New Roman" w:hAnsi="Times New Roman" w:cs="Times New Roman"/>
+        </w:rPr>
+      </w:pPr>
+      <w:r>
+        <w:rPr>
+          <w:rFonts w:ascii="Times New Roman" w:hAnsi="Times New Roman" w:cs="Times New Roman"/>
+        </w:rPr>
+        <w:t>Looelemendid</w:t>
+      </w:r>
+    </w:p>
+    <w:p>
+      <w:pPr>
+        <w:pStyle w:val="ListParagraph"/>
+        <w:numPr>
+          <w:ilvl w:val="3"/>
+          <w:numId w:val="3"/>
+        </w:numPr>
+        <w:tabs>
+          <w:tab w:val="left" w:pos="1776"/>
+        </w:tabs>
+        <w:rPr>
+          <w:rFonts w:ascii="Times New Roman" w:hAnsi="Times New Roman" w:cs="Times New Roman"/>
+        </w:rPr>
+      </w:pPr>
+      <w:r>
+        <w:rPr>
+          <w:rFonts w:ascii="Times New Roman" w:hAnsi="Times New Roman" w:cs="Times New Roman"/>
+        </w:rPr>
+        <w:t>Name of Event</w:t>
+      </w:r>
+    </w:p>
+    <w:p>
+      <w:pPr>
+        <w:pStyle w:val="ListParagraph"/>
+        <w:numPr>
+          <w:ilvl w:val="3"/>
+          <w:numId w:val="3"/>
+        </w:numPr>
+        <w:tabs>
+          <w:tab w:val="left" w:pos="1776"/>
+        </w:tabs>
+        <w:rPr>
+          <w:rFonts w:ascii="Times New Roman" w:hAnsi="Times New Roman" w:cs="Times New Roman"/>
+        </w:rPr>
+      </w:pPr>
+      <w:r>
+        <w:rPr>
+          <w:rFonts w:ascii="Times New Roman" w:hAnsi="Times New Roman" w:cs="Times New Roman"/>
+        </w:rPr>
+        <w:t>Image</w:t>
+      </w:r>
+    </w:p>
+    <w:p>
+      <w:pPr>
+        <w:pStyle w:val="ListParagraph"/>
+        <w:numPr>
+          <w:ilvl w:val="3"/>
+          <w:numId w:val="3"/>
+        </w:numPr>
+        <w:tabs>
+          <w:tab w:val="left" w:pos="1776"/>
+        </w:tabs>
+        <w:rPr>
+          <w:rFonts w:ascii="Times New Roman" w:hAnsi="Times New Roman" w:cs="Times New Roman"/>
+        </w:rPr>
+      </w:pPr>
+      <w:r>
+        <w:rPr>
+          <w:rFonts w:ascii="Times New Roman" w:hAnsi="Times New Roman" w:cs="Times New Roman"/>
+        </w:rPr>
+        <w:t>Text</w:t>
+      </w:r>
+    </w:p>
+    <w:p>
+      <w:pPr>
+        <w:pStyle w:val="ListParagraph"/>
+        <w:numPr>
+          <w:ilvl w:val="3"/>
+          <w:numId w:val="3"/>
+        </w:numPr>
+        <w:tabs>
+          <w:tab w:val="left" w:pos="1776"/>
+        </w:tabs>
+        <w:rPr>
+          <w:rFonts w:ascii="Times New Roman" w:hAnsi="Times New Roman" w:cs="Times New Roman"/>
+        </w:rPr>
+      </w:pPr>
+      <w:r>
+        <w:rPr>
+          <w:rFonts w:ascii="Times New Roman" w:hAnsi="Times New Roman" w:cs="Times New Roman"/>
+        </w:rPr>
+        <w:t>Options</w:t>
+      </w:r>
+    </w:p>
+    <w:p>
+      <w:pPr>
+        <w:pStyle w:val="ListParagraph"/>
+        <w:numPr>
+          <w:ilvl w:val="3"/>
+          <w:numId w:val="3"/>
+        </w:numPr>
+        <w:tabs>
+          <w:tab w:val="left" w:pos="1776"/>
+        </w:tabs>
+        <w:rPr>
+          <w:rFonts w:ascii="Times New Roman" w:hAnsi="Times New Roman" w:cs="Times New Roman"/>
+        </w:rPr>
+      </w:pPr>
+      <w:r>
+        <w:rPr>
+          <w:rFonts w:ascii="Times New Roman" w:hAnsi="Times New Roman" w:cs="Times New Roman"/>
+        </w:rPr>
+        <w:t>Näide:</w:t>
+      </w:r>
+    </w:p>
+    <w:tbl>
+      <w:tblPr>
+        <w:tblStyle w:val="TableGrid"/>
+        <w:tblW w:w="0" w:type="auto"/>
+        <w:tblInd w:w="2520" w:type="dxa"/>
+        <w:tblLook w:val="04A0" w:firstRow="1" w:lastRow="0" w:firstColumn="1" w:lastColumn="0" w:noHBand="0" w:noVBand="1"/>
+      </w:tblPr>
+      <w:tblGrid>
+        <w:gridCol w:w="6830"/>
+      </w:tblGrid>
+      <w:tr>
+        <w:tc>
+          <w:tcPr>
+            <w:tcW w:w="9350" w:type="dxa"/>
+          </w:tcPr>
+          <w:p>
+            <w:pPr>
+              <w:tabs>
+                <w:tab w:val="left" w:pos="1776"/>
+              </w:tabs>
+              <w:rPr>
+                <w:rFonts w:ascii="Times New Roman" w:hAnsi="Times New Roman" w:cs="Times New Roman"/>
+              </w:rPr>
+            </w:pPr>
+            <w:r>
+              <w:rPr>
+                <w:rFonts w:ascii="Times New Roman" w:hAnsi="Times New Roman" w:cs="Times New Roman"/>
+              </w:rPr>
+              <w:t xml:space="preserve">StoryName: A </w:t>
+            </w:r>
+            <w:r>
+              <w:rPr>
+                <w:rFonts w:ascii="Times New Roman" w:hAnsi="Times New Roman" w:cs="Times New Roman"/>
+              </w:rPr>
+              <w:t>shop visit</w:t>
+            </w:r>
+          </w:p>
+        </w:tc>
+      </w:tr>
+      <w:tr>
+        <w:tc>
+          <w:tcPr>
+            <w:tcW w:w="9350" w:type="dxa"/>
+          </w:tcPr>
+          <w:p>
+            <w:pPr>
+              <w:tabs>
+                <w:tab w:val="left" w:pos="1776"/>
+              </w:tabs>
+              <w:rPr>
+                <w:rFonts w:ascii="Times New Roman" w:hAnsi="Times New Roman" w:cs="Times New Roman"/>
+              </w:rPr>
+            </w:pPr>
+            <w:r>
+              <w:rPr>
+                <w:rFonts w:ascii="Times New Roman" w:hAnsi="Times New Roman" w:cs="Times New Roman"/>
+              </w:rPr>
+              <w:t>&lt; pilt &gt;</w:t>
+            </w:r>
+          </w:p>
+        </w:tc>
+      </w:tr>
+      <w:tr>
+        <w:tc>
+          <w:tcPr>
+            <w:tcW w:w="9350" w:type="dxa"/>
+          </w:tcPr>
+          <w:p>
+            <w:pPr>
+              <w:tabs>
+                <w:tab w:val="left" w:pos="1776"/>
+              </w:tabs>
+              <w:rPr>
+                <w:rFonts w:ascii="Times New Roman" w:hAnsi="Times New Roman" w:cs="Times New Roman"/>
+              </w:rPr>
+            </w:pPr>
+            <w:r>
+              <w:rPr>
+                <w:rFonts w:ascii="Times New Roman" w:hAnsi="Times New Roman" w:cs="Times New Roman"/>
+              </w:rPr>
+              <w:t>You came across a baby toilet in a store. He seems like he needs help. What do you to?</w:t>
+            </w:r>
+          </w:p>
+        </w:tc>
+      </w:tr>
+      <w:tr>
+        <w:tc>
+          <w:tcPr>
+            <w:tcW w:w="9350" w:type="dxa"/>
+          </w:tcPr>
+          <w:p>
+            <w:pPr>
+              <w:tabs>
+                <w:tab w:val="left" w:pos="1776"/>
+              </w:tabs>
+              <w:rPr>
+                <w:rFonts w:ascii="Times New Roman" w:hAnsi="Times New Roman" w:cs="Times New Roman"/>
+              </w:rPr>
+            </w:pPr>
+            <w:r>
+              <w:rPr>
+                <w:rFonts w:ascii="Times New Roman" w:hAnsi="Times New Roman" w:cs="Times New Roman"/>
+              </w:rPr>
+              <w:t>&lt;Buy it for X credits&gt;</w:t>
+            </w:r>
+          </w:p>
+          <w:p>
+            <w:pPr>
+              <w:tabs>
+                <w:tab w:val="left" w:pos="1776"/>
+              </w:tabs>
+              <w:rPr>
+                <w:rFonts w:ascii="Times New Roman" w:hAnsi="Times New Roman" w:cs="Times New Roman"/>
+              </w:rPr>
+            </w:pPr>
+            <w:r>
+              <w:rPr>
+                <w:rFonts w:ascii="Times New Roman" w:hAnsi="Times New Roman" w:cs="Times New Roman"/>
+              </w:rPr>
+              <w:t>&lt;Steal it&gt;</w:t>
+            </w:r>
+          </w:p>
+          <w:p>
+            <w:pPr>
+              <w:tabs>
+                <w:tab w:val="left" w:pos="1776"/>
+              </w:tabs>
+              <w:rPr>
+                <w:rFonts w:ascii="Times New Roman" w:hAnsi="Times New Roman" w:cs="Times New Roman"/>
+              </w:rPr>
+            </w:pPr>
+            <w:r>
+              <w:rPr>
+                <w:rFonts w:ascii="Times New Roman" w:hAnsi="Times New Roman" w:cs="Times New Roman"/>
+              </w:rPr>
+              <w:t>&lt;Say no and continue journey&gt;</w:t>
+            </w:r>
+          </w:p>
+        </w:tc>
+      </w:tr>
+    </w:tbl>
     <w:p>
       <w:pPr>
         <w:pStyle w:val="ListParagraph"/>
         <w:numPr>
           <w:ilvl w:val="0"/>
-          <w:numId w:val="3"/>
-        </w:numPr>
-        <w:tabs>
-          <w:tab w:val="left" w:pos="1776"/>
-        </w:tabs>
-        <w:rPr>
-          <w:rFonts w:ascii="Times New Roman" w:hAnsi="Times New Roman" w:cs="Times New Roman"/>
-        </w:rPr>
-      </w:pPr>
-      <w:proofErr w:type="spellStart"/>
-      <w:r>
-        <w:rPr>
-          <w:rFonts w:ascii="Times New Roman" w:hAnsi="Times New Roman" w:cs="Times New Roman"/>
-        </w:rPr>
-        <w:t>Backendis</w:t>
-      </w:r>
-      <w:proofErr w:type="spellEnd"/>
-      <w:r>
-        <w:rPr>
-          <w:rFonts w:ascii="Times New Roman" w:hAnsi="Times New Roman" w:cs="Times New Roman"/>
-        </w:rPr>
-        <w:t xml:space="preserve"> on objekt, mis hoiab </w:t>
-      </w:r>
-      <w:r>
-        <w:rPr>
-          <w:rFonts w:ascii="Times New Roman" w:hAnsi="Times New Roman" w:cs="Times New Roman"/>
-        </w:rPr>
-        <w:t>(</w:t>
-      </w:r>
-      <w:proofErr w:type="spellStart"/>
-      <w:r>
-        <w:rPr>
-          <w:rFonts w:ascii="Times New Roman" w:hAnsi="Times New Roman" w:cs="Times New Roman"/>
-        </w:rPr>
-        <w:t>inventory</w:t>
-      </w:r>
-      <w:proofErr w:type="spellEnd"/>
-      <w:r>
-        <w:rPr>
-          <w:rFonts w:ascii="Times New Roman" w:hAnsi="Times New Roman" w:cs="Times New Roman"/>
-        </w:rPr>
-        <w:t xml:space="preserve">, titaanid, kohad) </w:t>
-      </w:r>
-      <w:r>
-        <w:rPr>
-          <w:rFonts w:ascii="Segoe UI Symbol" w:hAnsi="Segoe UI Symbol" w:cs="Segoe UI Symbol"/>
-        </w:rPr>
-        <w:t>✔</w:t>
-      </w:r>
-    </w:p>
-    <w:p>
-      <w:pPr>
-        <w:pStyle w:val="ListParagraph"/>
-        <w:numPr>
-          <w:ilvl w:val="1"/>
-          <w:numId w:val="3"/>
-        </w:numPr>
-        <w:tabs>
-          <w:tab w:val="left" w:pos="1776"/>
-        </w:tabs>
-        <w:rPr>
-          <w:rFonts w:ascii="Times New Roman" w:hAnsi="Times New Roman" w:cs="Times New Roman"/>
-        </w:rPr>
-      </w:pPr>
-      <w:r>
-        <w:rPr>
-          <w:rFonts w:ascii="Times New Roman" w:hAnsi="Times New Roman" w:cs="Times New Roman"/>
-        </w:rPr>
-        <w:t>Tualetid</w:t>
-      </w:r>
-      <w:r>
-        <w:rPr>
-          <w:rFonts w:ascii="Times New Roman" w:hAnsi="Times New Roman" w:cs="Times New Roman"/>
-        </w:rPr>
-        <w:t xml:space="preserve"> </w:t>
-      </w:r>
-      <w:r>
-        <w:rPr>
-          <w:rFonts w:ascii="Segoe UI Symbol" w:hAnsi="Segoe UI Symbol" w:cs="Segoe UI Symbol"/>
-        </w:rPr>
-        <w:t>✔</w:t>
-      </w:r>
-    </w:p>
-    <w:p>
-      <w:pPr>
-        <w:pStyle w:val="ListParagraph"/>
-        <w:numPr>
-          <w:ilvl w:val="1"/>
-          <w:numId w:val="3"/>
-        </w:numPr>
-        <w:tabs>
-          <w:tab w:val="left" w:pos="1776"/>
-        </w:tabs>
-        <w:rPr>
-          <w:rFonts w:ascii="Times New Roman" w:hAnsi="Times New Roman" w:cs="Times New Roman"/>
-        </w:rPr>
-      </w:pPr>
-      <w:r>
-        <w:rPr>
-          <w:rFonts w:ascii="Times New Roman" w:hAnsi="Times New Roman" w:cs="Times New Roman"/>
-        </w:rPr>
-        <w:t>Piltide andmebaasis hoidmine</w:t>
-      </w:r>
-      <w:r>
-        <w:rPr>
-          <w:rFonts w:ascii="Times New Roman" w:hAnsi="Times New Roman" w:cs="Times New Roman"/>
-        </w:rPr>
-        <w:t xml:space="preserve"> </w:t>
-      </w:r>
-      <w:r>
-        <w:rPr>
-          <w:rFonts w:ascii="Segoe UI Symbol" w:hAnsi="Segoe UI Symbol" w:cs="Segoe UI Symbol"/>
-        </w:rPr>
-        <w:t>✔</w:t>
+          <w:numId w:val="4"/>
+        </w:numPr>
+        <w:tabs>
+          <w:tab w:val="left" w:pos="1776"/>
+        </w:tabs>
+        <w:rPr>
+          <w:rFonts w:ascii="Times New Roman" w:hAnsi="Times New Roman" w:cs="Times New Roman"/>
+        </w:rPr>
+      </w:pPr>
+      <w:r>
+        <w:rPr>
+          <w:rFonts w:ascii="Times New Roman" w:hAnsi="Times New Roman" w:cs="Times New Roman"/>
+        </w:rPr>
+        <w:t>Buy it võtab kasutajalt crediteid maha, ning kontrolleris teostatakse random operatsioon (more credits, toilet, nothing). Lugu lõpetatakse.</w:t>
       </w:r>
     </w:p>
     <w:p>
@@ -375,117 +1410,20 @@
         <w:pStyle w:val="ListParagraph"/>
         <w:numPr>
           <w:ilvl w:val="0"/>
-          <w:numId w:val="3"/>
-        </w:numPr>
-        <w:tabs>
-          <w:tab w:val="left" w:pos="1776"/>
-        </w:tabs>
-        <w:rPr>
-          <w:rFonts w:ascii="Times New Roman" w:hAnsi="Times New Roman" w:cs="Times New Roman"/>
-        </w:rPr>
-      </w:pPr>
-      <w:r>
-        <w:rPr>
-          <w:rFonts w:ascii="Times New Roman" w:hAnsi="Times New Roman" w:cs="Times New Roman"/>
-        </w:rPr>
-        <w:t>Kasutajate registreerimine</w:t>
-      </w:r>
-      <w:r>
-        <w:rPr>
-          <w:rFonts w:ascii="Times New Roman" w:hAnsi="Times New Roman" w:cs="Times New Roman"/>
-        </w:rPr>
-        <w:t xml:space="preserve"> (TUNNIS)</w:t>
-      </w:r>
-    </w:p>
-    <w:p>
-      <w:pPr>
-        <w:pStyle w:val="ListParagraph"/>
-        <w:numPr>
-          <w:ilvl w:val="1"/>
-          <w:numId w:val="3"/>
-        </w:numPr>
-        <w:tabs>
-          <w:tab w:val="left" w:pos="1776"/>
-        </w:tabs>
-        <w:rPr>
-          <w:rFonts w:ascii="Times New Roman" w:hAnsi="Times New Roman" w:cs="Times New Roman"/>
-        </w:rPr>
-      </w:pPr>
-      <w:r>
-        <w:rPr>
-          <w:rFonts w:ascii="Times New Roman" w:hAnsi="Times New Roman" w:cs="Times New Roman"/>
-        </w:rPr>
-        <w:t>Kasutaja saab registreerida</w:t>
-      </w:r>
-    </w:p>
-    <w:p>
-      <w:pPr>
-        <w:pStyle w:val="ListParagraph"/>
-        <w:numPr>
-          <w:ilvl w:val="1"/>
-          <w:numId w:val="3"/>
-        </w:numPr>
-        <w:tabs>
-          <w:tab w:val="left" w:pos="1776"/>
-        </w:tabs>
-        <w:rPr>
-          <w:rFonts w:ascii="Times New Roman" w:hAnsi="Times New Roman" w:cs="Times New Roman"/>
-        </w:rPr>
-      </w:pPr>
-      <w:r>
-        <w:rPr>
-          <w:rFonts w:ascii="Times New Roman" w:hAnsi="Times New Roman" w:cs="Times New Roman"/>
-        </w:rPr>
-        <w:t>Kasutaja sisestatud emailile tuleb kinnitussõnum</w:t>
-      </w:r>
-    </w:p>
-    <w:p>
-      <w:pPr>
-        <w:pStyle w:val="ListParagraph"/>
-        <w:numPr>
-          <w:ilvl w:val="1"/>
-          <w:numId w:val="3"/>
-        </w:numPr>
-        <w:tabs>
-          <w:tab w:val="left" w:pos="1776"/>
-        </w:tabs>
-        <w:rPr>
-          <w:rFonts w:ascii="Times New Roman" w:hAnsi="Times New Roman" w:cs="Times New Roman"/>
-        </w:rPr>
-      </w:pPr>
-      <w:r>
-        <w:rPr>
-          <w:rFonts w:ascii="Times New Roman" w:hAnsi="Times New Roman" w:cs="Times New Roman"/>
-        </w:rPr>
-        <w:t>Igal kasutajal, on profiili-</w:t>
-      </w:r>
-      <w:proofErr w:type="spellStart"/>
-      <w:r>
-        <w:rPr>
-          <w:rFonts w:ascii="Times New Roman" w:hAnsi="Times New Roman" w:cs="Times New Roman"/>
-        </w:rPr>
-        <w:t>item</w:t>
-      </w:r>
-      <w:proofErr w:type="spellEnd"/>
-      <w:r>
-        <w:rPr>
-          <w:rFonts w:ascii="Times New Roman" w:hAnsi="Times New Roman" w:cs="Times New Roman"/>
-        </w:rPr>
-        <w:t xml:space="preserve"> </w:t>
-      </w:r>
-      <w:proofErr w:type="spellStart"/>
-      <w:r>
-        <w:rPr>
-          <w:rFonts w:ascii="Times New Roman" w:hAnsi="Times New Roman" w:cs="Times New Roman"/>
-        </w:rPr>
-        <w:t>backendis</w:t>
-      </w:r>
-      <w:proofErr w:type="spellEnd"/>
-      <w:r>
-        <w:rPr>
-          <w:rFonts w:ascii="Times New Roman" w:hAnsi="Times New Roman" w:cs="Times New Roman"/>
-        </w:rPr>
-        <w:t>, kus hoitakse loendit, Tualettidest mis kasutajal on.</w:t>
+          <w:numId w:val="4"/>
+        </w:numPr>
+        <w:tabs>
+          <w:tab w:val="left" w:pos="1776"/>
+        </w:tabs>
+        <w:rPr>
+          <w:rFonts w:ascii="Times New Roman" w:hAnsi="Times New Roman" w:cs="Times New Roman"/>
+        </w:rPr>
+      </w:pPr>
+      <w:r>
+        <w:rPr>
+          <w:rFonts w:ascii="Times New Roman" w:hAnsi="Times New Roman" w:cs="Times New Roman"/>
+        </w:rPr>
+        <w:t>Steal it võtab objekti ära, kuid crediteid ei maksta, ning kontrolleris teostatakse random operatsioon (more credits, toilet, nothing). Lugu lõpetatakse.</w:t>
       </w:r>
     </w:p>
     <w:p>
@@ -493,288 +1431,20 @@
         <w:pStyle w:val="ListParagraph"/>
         <w:numPr>
           <w:ilvl w:val="0"/>
-          <w:numId w:val="3"/>
-        </w:numPr>
-        <w:tabs>
-          <w:tab w:val="left" w:pos="1776"/>
-        </w:tabs>
-        <w:rPr>
-          <w:rFonts w:ascii="Times New Roman" w:hAnsi="Times New Roman" w:cs="Times New Roman"/>
-        </w:rPr>
-      </w:pPr>
-      <w:r>
-        <w:rPr>
-          <w:rFonts w:ascii="Times New Roman" w:hAnsi="Times New Roman" w:cs="Times New Roman"/>
-        </w:rPr>
-        <w:t>Asukohad</w:t>
-      </w:r>
-    </w:p>
-    <w:p>
-      <w:pPr>
-        <w:pStyle w:val="ListParagraph"/>
-        <w:numPr>
-          <w:ilvl w:val="1"/>
-          <w:numId w:val="3"/>
-        </w:numPr>
-        <w:tabs>
-          <w:tab w:val="left" w:pos="1776"/>
-        </w:tabs>
-        <w:rPr>
-          <w:rFonts w:ascii="Times New Roman" w:hAnsi="Times New Roman" w:cs="Times New Roman"/>
-        </w:rPr>
-      </w:pPr>
-      <w:r>
-        <w:rPr>
-          <w:rFonts w:ascii="Times New Roman" w:hAnsi="Times New Roman" w:cs="Times New Roman"/>
-        </w:rPr>
-        <w:t>Asukohad</w:t>
-      </w:r>
-      <w:r>
-        <w:rPr>
-          <w:rFonts w:ascii="Times New Roman" w:hAnsi="Times New Roman" w:cs="Times New Roman"/>
-        </w:rPr>
-        <w:t xml:space="preserve"> </w:t>
-      </w:r>
-      <w:r>
-        <w:rPr>
-          <w:rFonts w:ascii="Segoe UI Symbol" w:hAnsi="Segoe UI Symbol" w:cs="Segoe UI Symbol"/>
-        </w:rPr>
-        <w:t>✔</w:t>
-      </w:r>
-    </w:p>
-    <w:p>
-      <w:pPr>
-        <w:pStyle w:val="ListParagraph"/>
-        <w:numPr>
-          <w:ilvl w:val="1"/>
-          <w:numId w:val="3"/>
-        </w:numPr>
-        <w:tabs>
-          <w:tab w:val="left" w:pos="1776"/>
-        </w:tabs>
-        <w:rPr>
-          <w:rFonts w:ascii="Times New Roman" w:hAnsi="Times New Roman" w:cs="Times New Roman"/>
-        </w:rPr>
-      </w:pPr>
-      <w:r>
-        <w:rPr>
-          <w:rFonts w:ascii="Times New Roman" w:hAnsi="Times New Roman" w:cs="Times New Roman"/>
-        </w:rPr>
-        <w:t>Asukohtadel on ka pildid</w:t>
-      </w:r>
-      <w:r>
-        <w:rPr>
-          <w:rFonts w:ascii="Times New Roman" w:hAnsi="Times New Roman" w:cs="Times New Roman"/>
-        </w:rPr>
-        <w:t xml:space="preserve"> </w:t>
-      </w:r>
-      <w:r>
-        <w:rPr>
-          <w:rFonts w:ascii="Segoe UI Symbol" w:hAnsi="Segoe UI Symbol" w:cs="Segoe UI Symbol"/>
-        </w:rPr>
-        <w:t>✔</w:t>
-      </w:r>
-    </w:p>
-    <w:p>
-      <w:pPr>
-        <w:pStyle w:val="ListParagraph"/>
-        <w:numPr>
-          <w:ilvl w:val="0"/>
-          <w:numId w:val="3"/>
-        </w:numPr>
-        <w:tabs>
-          <w:tab w:val="left" w:pos="1776"/>
-        </w:tabs>
-        <w:rPr>
-          <w:rFonts w:ascii="Times New Roman" w:hAnsi="Times New Roman" w:cs="Times New Roman"/>
-        </w:rPr>
-      </w:pPr>
-      <w:proofErr w:type="spellStart"/>
-      <w:r>
-        <w:rPr>
-          <w:rFonts w:ascii="Times New Roman" w:hAnsi="Times New Roman" w:cs="Times New Roman"/>
-        </w:rPr>
-        <w:t>ToiletView</w:t>
-      </w:r>
-      <w:proofErr w:type="spellEnd"/>
-    </w:p>
-    <w:p>
-      <w:pPr>
-        <w:pStyle w:val="ListParagraph"/>
-        <w:numPr>
-          <w:ilvl w:val="1"/>
-          <w:numId w:val="3"/>
-        </w:numPr>
-        <w:tabs>
-          <w:tab w:val="left" w:pos="1776"/>
-        </w:tabs>
-        <w:rPr>
-          <w:rFonts w:ascii="Times New Roman" w:hAnsi="Times New Roman" w:cs="Times New Roman"/>
-        </w:rPr>
-      </w:pPr>
-      <w:proofErr w:type="spellStart"/>
-      <w:r>
-        <w:rPr>
-          <w:rFonts w:ascii="Times New Roman" w:hAnsi="Times New Roman" w:cs="Times New Roman"/>
-        </w:rPr>
-        <w:t>ToiletView</w:t>
-      </w:r>
-      <w:proofErr w:type="spellEnd"/>
-      <w:r>
-        <w:rPr>
-          <w:rFonts w:ascii="Times New Roman" w:hAnsi="Times New Roman" w:cs="Times New Roman"/>
-        </w:rPr>
-        <w:t xml:space="preserve"> </w:t>
-      </w:r>
-      <w:r>
-        <w:rPr>
-          <w:rFonts w:ascii="Segoe UI Symbol" w:hAnsi="Segoe UI Symbol" w:cs="Segoe UI Symbol"/>
-        </w:rPr>
-        <w:t>✔</w:t>
-      </w:r>
-    </w:p>
-    <w:p>
-      <w:pPr>
-        <w:pStyle w:val="ListParagraph"/>
-        <w:numPr>
-          <w:ilvl w:val="1"/>
-          <w:numId w:val="3"/>
-        </w:numPr>
-        <w:tabs>
-          <w:tab w:val="left" w:pos="1776"/>
-        </w:tabs>
-        <w:rPr>
-          <w:rFonts w:ascii="Times New Roman" w:hAnsi="Times New Roman" w:cs="Times New Roman"/>
-        </w:rPr>
-      </w:pPr>
-      <w:r>
-        <w:rPr>
-          <w:rFonts w:ascii="Times New Roman" w:hAnsi="Times New Roman" w:cs="Times New Roman"/>
-        </w:rPr>
-        <w:t>Nupp, et skoori suurendada (</w:t>
-      </w:r>
-      <w:proofErr w:type="spellStart"/>
-      <w:r>
-        <w:rPr>
-          <w:rFonts w:ascii="Times New Roman" w:hAnsi="Times New Roman" w:cs="Times New Roman"/>
-        </w:rPr>
-        <w:t>toilet</w:t>
-      </w:r>
-      <w:proofErr w:type="spellEnd"/>
-      <w:r>
-        <w:rPr>
-          <w:rFonts w:ascii="Times New Roman" w:hAnsi="Times New Roman" w:cs="Times New Roman"/>
-        </w:rPr>
-        <w:t xml:space="preserve"> ise)</w:t>
-      </w:r>
-      <w:r>
-        <w:rPr>
-          <w:rFonts w:ascii="Times New Roman" w:hAnsi="Times New Roman" w:cs="Times New Roman"/>
-        </w:rPr>
-        <w:t xml:space="preserve"> </w:t>
-      </w:r>
-      <w:r>
-        <w:rPr>
-          <w:rFonts w:ascii="Segoe UI Symbol" w:hAnsi="Segoe UI Symbol" w:cs="Segoe UI Symbol"/>
-        </w:rPr>
-        <w:t>✔</w:t>
-      </w:r>
-    </w:p>
-    <w:p>
-      <w:pPr>
-        <w:pStyle w:val="ListParagraph"/>
-        <w:numPr>
-          <w:ilvl w:val="1"/>
-          <w:numId w:val="3"/>
-        </w:numPr>
-        <w:tabs>
-          <w:tab w:val="left" w:pos="1776"/>
-        </w:tabs>
-        <w:rPr>
-          <w:rFonts w:ascii="Times New Roman" w:hAnsi="Times New Roman" w:cs="Times New Roman"/>
-        </w:rPr>
-      </w:pPr>
-      <w:r>
-        <w:rPr>
-          <w:rFonts w:ascii="Times New Roman" w:hAnsi="Times New Roman" w:cs="Times New Roman"/>
-        </w:rPr>
-        <w:t xml:space="preserve">Lisad skoori selle põhjal kui palju aega on möödas nupu  eelmisest vajutamisest, kui </w:t>
-      </w:r>
-      <w:proofErr w:type="spellStart"/>
-      <w:r>
-        <w:rPr>
-          <w:rFonts w:ascii="Times New Roman" w:hAnsi="Times New Roman" w:cs="Times New Roman"/>
-        </w:rPr>
-        <w:t>klikkon</w:t>
-      </w:r>
-      <w:proofErr w:type="spellEnd"/>
-      <w:r>
-        <w:rPr>
-          <w:rFonts w:ascii="Times New Roman" w:hAnsi="Times New Roman" w:cs="Times New Roman"/>
-        </w:rPr>
-        <w:t xml:space="preserve"> vanem kui 30 minutit või on klikisalvestusi rohkem kui 2, siis kustuta </w:t>
-      </w:r>
-      <w:proofErr w:type="spellStart"/>
-      <w:r>
-        <w:rPr>
-          <w:rFonts w:ascii="Times New Roman" w:hAnsi="Times New Roman" w:cs="Times New Roman"/>
-        </w:rPr>
-        <w:t>viewbagist</w:t>
-      </w:r>
-      <w:proofErr w:type="spellEnd"/>
-      <w:r>
-        <w:rPr>
-          <w:rFonts w:ascii="Times New Roman" w:hAnsi="Times New Roman" w:cs="Times New Roman"/>
-        </w:rPr>
-        <w:t xml:space="preserve"> ära kõik peale 2 kõige uuema</w:t>
-      </w:r>
-      <w:r>
-        <w:rPr>
-          <w:rFonts w:ascii="Times New Roman" w:hAnsi="Times New Roman" w:cs="Times New Roman"/>
-        </w:rPr>
-        <w:t xml:space="preserve"> </w:t>
-      </w:r>
-      <w:r>
-        <w:rPr>
-          <w:rFonts w:ascii="Segoe UI Symbol" w:hAnsi="Segoe UI Symbol" w:cs="Segoe UI Symbol"/>
-        </w:rPr>
-        <w:t>✔</w:t>
-      </w:r>
-    </w:p>
-    <w:p>
-      <w:pPr>
-        <w:tabs>
-          <w:tab w:val="left" w:pos="1776"/>
-        </w:tabs>
-        <w:rPr>
-          <w:rFonts w:ascii="Times New Roman" w:hAnsi="Times New Roman" w:cs="Times New Roman"/>
-        </w:rPr>
-      </w:pPr>
-      <w:proofErr w:type="spellStart"/>
-      <w:r>
-        <w:rPr>
-          <w:rFonts w:ascii="Times New Roman" w:hAnsi="Times New Roman" w:cs="Times New Roman"/>
-        </w:rPr>
-        <w:t>Toilet</w:t>
-      </w:r>
-      <w:proofErr w:type="spellEnd"/>
-      <w:r>
-        <w:rPr>
-          <w:rFonts w:ascii="Times New Roman" w:hAnsi="Times New Roman" w:cs="Times New Roman"/>
-        </w:rPr>
-        <w:t xml:space="preserve"> indeks vaates on nupp, mille abil kasutaja saab uusi tualette.</w:t>
-      </w:r>
-      <w:r>
-        <w:rPr>
-          <w:rFonts w:ascii="Times New Roman" w:hAnsi="Times New Roman" w:cs="Times New Roman"/>
-        </w:rPr>
-        <w:t xml:space="preserve"> </w:t>
-      </w:r>
-      <w:r>
-        <w:rPr>
-          <w:rFonts w:ascii="Segoe UI Symbol" w:hAnsi="Segoe UI Symbol" w:cs="Segoe UI Symbol"/>
-        </w:rPr>
-        <w:t>✔</w:t>
+          <w:numId w:val="4"/>
+        </w:numPr>
+        <w:tabs>
+          <w:tab w:val="left" w:pos="1776"/>
+        </w:tabs>
+        <w:rPr>
+          <w:rFonts w:ascii="Times New Roman" w:hAnsi="Times New Roman" w:cs="Times New Roman"/>
+        </w:rPr>
+      </w:pPr>
+      <w:r>
+        <w:rPr>
+          <w:rFonts w:ascii="Times New Roman" w:hAnsi="Times New Roman" w:cs="Times New Roman"/>
+        </w:rPr>
+        <w:t>Genereeri uus vaade.</w:t>
       </w:r>
     </w:p>
     <w:sectPr>
@@ -788,7 +1458,7 @@
 </file>
 
 <file path=word/numbering.xml><?xml version="1.0" encoding="utf-8"?>
-<w:numbering xmlns:wpc="http://schemas.microsoft.com/office/word/2010/wordprocessingCanvas" xmlns:cx="http://schemas.microsoft.com/office/drawing/2014/chartex" xmlns:cx1="http://schemas.microsoft.com/office/drawing/2015/9/8/chartex" xmlns:cx2="http://schemas.microsoft.com/office/drawing/2015/10/21/chartex" xmlns:cx3="http://schemas.microsoft.com/office/drawing/2016/5/9/chartex" xmlns:cx4="http://schemas.microsoft.com/office/drawing/2016/5/10/chartex" xmlns:cx5="http://schemas.microsoft.com/office/drawing/2016/5/11/chartex" xmlns:cx6="http://schemas.microsoft.com/office/drawing/2016/5/12/chartex" xmlns:cx7="http://schemas.microsoft.com/office/drawing/2016/5/13/chartex" xmlns:cx8="http://schemas.microsoft.com/office/drawing/2016/5/14/chartex" xmlns:mc="http://schemas.openxmlformats.org/markup-compatibility/2006" xmlns:aink="http://schemas.microsoft.com/office/drawing/2016/ink" xmlns:am3d="http://schemas.microsoft.com/office/drawing/2017/model3d" xmlns:o="urn:schemas-microsoft-com:office:office" xmlns:oel="http://schemas.microsoft.com/office/2019/extlst" xmlns:r="http://schemas.openxmlformats.org/officeDocument/2006/relationships" xmlns:m="http://schemas.openxmlformats.org/officeDocument/2006/math" xmlns:v="urn:schemas-microsoft-com:vml" xmlns:wp14="http://schemas.microsoft.com/office/word/2010/wordprocessingDrawing" xmlns:wp="http://schemas.openxmlformats.org/drawingml/2006/wordprocessingDrawing" xmlns:w10="urn:schemas-microsoft-com:office:word" xmlns:w="http://schemas.openxmlformats.org/wordprocessingml/2006/main" xmlns:w14="http://schemas.microsoft.com/office/word/2010/wordml" xmlns:w15="http://schemas.microsoft.com/office/word/2012/wordml" xmlns:w16cex="http://schemas.microsoft.com/office/word/2018/wordml/cex" xmlns:w16cid="http://schemas.microsoft.com/office/word/2016/wordml/cid" xmlns:w16="http://schemas.microsoft.com/office/word/2018/wordml" xmlns:w16du="http://schemas.microsoft.com/office/word/2023/wordml/word16du" xmlns:w16sdtdh="http://schemas.microsoft.com/office/word/2020/wordml/sdtdatahash" xmlns:w16se="http://schemas.microsoft.com/office/word/2015/wordml/symex" xmlns:wpg="http://schemas.microsoft.com/office/word/2010/wordprocessingGroup" xmlns:wpi="http://schemas.microsoft.com/office/word/2010/wordprocessingInk" xmlns:wne="http://schemas.microsoft.com/office/word/2006/wordml" xmlns:wps="http://schemas.microsoft.com/office/word/2010/wordprocessingShape" mc:Ignorable="w14 w15 w16se w16cid w16 w16cex w16sdtdh w16du wp14">
+<w:numbering xmlns:wpc="http://schemas.microsoft.com/office/word/2010/wordprocessingCanvas" xmlns:cx="http://schemas.microsoft.com/office/drawing/2014/chartex" xmlns:cx1="http://schemas.microsoft.com/office/drawing/2015/9/8/chartex" xmlns:cx2="http://schemas.microsoft.com/office/drawing/2015/10/21/chartex" xmlns:cx3="http://schemas.microsoft.com/office/drawing/2016/5/9/chartex" xmlns:cx4="http://schemas.microsoft.com/office/drawing/2016/5/10/chartex" xmlns:cx5="http://schemas.microsoft.com/office/drawing/2016/5/11/chartex" xmlns:cx6="http://schemas.microsoft.com/office/drawing/2016/5/12/chartex" xmlns:cx7="http://schemas.microsoft.com/office/drawing/2016/5/13/chartex" xmlns:cx8="http://schemas.microsoft.com/office/drawing/2016/5/14/chartex" xmlns:mc="http://schemas.openxmlformats.org/markup-compatibility/2006" xmlns:aink="http://schemas.microsoft.com/office/drawing/2016/ink" xmlns:am3d="http://schemas.microsoft.com/office/drawing/2017/model3d" xmlns:o="urn:schemas-microsoft-com:office:office" xmlns:oel="http://schemas.microsoft.com/office/2019/extlst" xmlns:r="http://schemas.openxmlformats.org/officeDocument/2006/relationships" xmlns:m="http://schemas.openxmlformats.org/officeDocument/2006/math" xmlns:v="urn:schemas-microsoft-com:vml" xmlns:wp14="http://schemas.microsoft.com/office/word/2010/wordprocessingDrawing" xmlns:wp="http://schemas.openxmlformats.org/drawingml/2006/wordprocessingDrawing" xmlns:w10="urn:schemas-microsoft-com:office:word" xmlns:w="http://schemas.openxmlformats.org/wordprocessingml/2006/main" xmlns:w14="http://schemas.microsoft.com/office/word/2010/wordml" xmlns:w15="http://schemas.microsoft.com/office/word/2012/wordml" xmlns:w16cex="http://schemas.microsoft.com/office/word/2018/wordml/cex" xmlns:w16cid="http://schemas.microsoft.com/office/word/2016/wordml/cid" xmlns:w16="http://schemas.microsoft.com/office/word/2018/wordml" xmlns:w16du="http://schemas.microsoft.com/office/word/2023/wordml/word16du" xmlns:w16sdtdh="http://schemas.microsoft.com/office/word/2020/wordml/sdtdatahash" xmlns:w16sdtfl="http://schemas.microsoft.com/office/word/2024/wordml/sdtformatlock" xmlns:w16se="http://schemas.microsoft.com/office/word/2015/wordml/symex" xmlns:wpg="http://schemas.microsoft.com/office/word/2010/wordprocessingGroup" xmlns:wpi="http://schemas.microsoft.com/office/word/2010/wordprocessingInk" xmlns:wne="http://schemas.microsoft.com/office/word/2006/wordml" xmlns:wps="http://schemas.microsoft.com/office/word/2010/wordprocessingShape" mc:Ignorable="w14 w15 w16se w16cid w16 w16cex w16sdtdh w16sdtfl w16du wp14">
   <w:abstractNum w:abstractNumId="0" w15:restartNumberingAfterBreak="0">
     <w:nsid w:val="18967A3B"/>
     <w:multiLevelType w:val="hybridMultilevel"/>
@@ -811,7 +1481,7 @@
         <w:ind w:left="1440" w:hanging="360"/>
       </w:pPr>
     </w:lvl>
-    <w:lvl w:ilvl="2" w:tplc="0409001B" w:tentative="1">
+    <w:lvl w:ilvl="2" w:tplc="0409001B">
       <w:start w:val="1"/>
       <w:numFmt w:val="lowerRoman"/>
       <w:lvlText w:val="%3."/>
@@ -820,7 +1490,7 @@
         <w:ind w:left="2160" w:hanging="180"/>
       </w:pPr>
     </w:lvl>
-    <w:lvl w:ilvl="3" w:tplc="0409000F" w:tentative="1">
+    <w:lvl w:ilvl="3" w:tplc="0409000F">
       <w:start w:val="1"/>
       <w:numFmt w:val="decimal"/>
       <w:lvlText w:val="%4."/>
@@ -829,7 +1499,7 @@
         <w:ind w:left="2880" w:hanging="360"/>
       </w:pPr>
     </w:lvl>
-    <w:lvl w:ilvl="4" w:tplc="04090019" w:tentative="1">
+    <w:lvl w:ilvl="4" w:tplc="04090019">
       <w:start w:val="1"/>
       <w:numFmt w:val="lowerLetter"/>
       <w:lvlText w:val="%5."/>
@@ -989,6 +1659,95 @@
     </w:lvl>
   </w:abstractNum>
   <w:abstractNum w:abstractNumId="2" w15:restartNumberingAfterBreak="0">
+    <w:nsid w:val="4AF44939"/>
+    <w:multiLevelType w:val="hybridMultilevel"/>
+    <w:tmpl w:val="07AA4B40"/>
+    <w:lvl w:ilvl="0" w:tplc="43546764">
+      <w:start w:val="1"/>
+      <w:numFmt w:val="lowerLetter"/>
+      <w:lvlText w:val="%1."/>
+      <w:lvlJc w:val="left"/>
+      <w:pPr>
+        <w:ind w:left="3240" w:hanging="360"/>
+      </w:pPr>
+      <w:rPr>
+        <w:rFonts w:hint="default"/>
+      </w:rPr>
+    </w:lvl>
+    <w:lvl w:ilvl="1" w:tplc="04090019">
+      <w:start w:val="1"/>
+      <w:numFmt w:val="lowerLetter"/>
+      <w:lvlText w:val="%2."/>
+      <w:lvlJc w:val="left"/>
+      <w:pPr>
+        <w:ind w:left="3960" w:hanging="360"/>
+      </w:pPr>
+    </w:lvl>
+    <w:lvl w:ilvl="2" w:tplc="0409001B" w:tentative="1">
+      <w:start w:val="1"/>
+      <w:numFmt w:val="lowerRoman"/>
+      <w:lvlText w:val="%3."/>
+      <w:lvlJc w:val="right"/>
+      <w:pPr>
+        <w:ind w:left="4680" w:hanging="180"/>
+      </w:pPr>
+    </w:lvl>
+    <w:lvl w:ilvl="3" w:tplc="0409000F" w:tentative="1">
+      <w:start w:val="1"/>
+      <w:numFmt w:val="decimal"/>
+      <w:lvlText w:val="%4."/>
+      <w:lvlJc w:val="left"/>
+      <w:pPr>
+        <w:ind w:left="5400" w:hanging="360"/>
+      </w:pPr>
+    </w:lvl>
+    <w:lvl w:ilvl="4" w:tplc="04090019" w:tentative="1">
+      <w:start w:val="1"/>
+      <w:numFmt w:val="lowerLetter"/>
+      <w:lvlText w:val="%5."/>
+      <w:lvlJc w:val="left"/>
+      <w:pPr>
+        <w:ind w:left="6120" w:hanging="360"/>
+      </w:pPr>
+    </w:lvl>
+    <w:lvl w:ilvl="5" w:tplc="0409001B" w:tentative="1">
+      <w:start w:val="1"/>
+      <w:numFmt w:val="lowerRoman"/>
+      <w:lvlText w:val="%6."/>
+      <w:lvlJc w:val="right"/>
+      <w:pPr>
+        <w:ind w:left="6840" w:hanging="180"/>
+      </w:pPr>
+    </w:lvl>
+    <w:lvl w:ilvl="6" w:tplc="0409000F" w:tentative="1">
+      <w:start w:val="1"/>
+      <w:numFmt w:val="decimal"/>
+      <w:lvlText w:val="%7."/>
+      <w:lvlJc w:val="left"/>
+      <w:pPr>
+        <w:ind w:left="7560" w:hanging="360"/>
+      </w:pPr>
+    </w:lvl>
+    <w:lvl w:ilvl="7" w:tplc="04090019" w:tentative="1">
+      <w:start w:val="1"/>
+      <w:numFmt w:val="lowerLetter"/>
+      <w:lvlText w:val="%8."/>
+      <w:lvlJc w:val="left"/>
+      <w:pPr>
+        <w:ind w:left="8280" w:hanging="360"/>
+      </w:pPr>
+    </w:lvl>
+    <w:lvl w:ilvl="8" w:tplc="0409001B" w:tentative="1">
+      <w:start w:val="1"/>
+      <w:numFmt w:val="lowerRoman"/>
+      <w:lvlText w:val="%9."/>
+      <w:lvlJc w:val="right"/>
+      <w:pPr>
+        <w:ind w:left="9000" w:hanging="180"/>
+      </w:pPr>
+    </w:lvl>
+  </w:abstractNum>
+  <w:abstractNum w:abstractNumId="3" w15:restartNumberingAfterBreak="0">
     <w:nsid w:val="510027C5"/>
     <w:multiLevelType w:val="hybridMultilevel"/>
     <w:tmpl w:val="D14CD17A"/>
@@ -1102,7 +1861,7 @@
     </w:lvl>
   </w:abstractNum>
   <w:num w:numId="1" w16cid:durableId="1033653998">
-    <w:abstractNumId w:val="2"/>
+    <w:abstractNumId w:val="3"/>
   </w:num>
   <w:num w:numId="2" w16cid:durableId="15426243">
     <w:abstractNumId w:val="1"/>
@@ -1110,11 +1869,14 @@
   <w:num w:numId="3" w16cid:durableId="2123844706">
     <w:abstractNumId w:val="0"/>
   </w:num>
+  <w:num w:numId="4" w16cid:durableId="1514490511">
+    <w:abstractNumId w:val="2"/>
+  </w:num>
 </w:numbering>
 </file>
 
 <file path=word/styles.xml><?xml version="1.0" encoding="utf-8"?>
-<w:styles xmlns:mc="http://schemas.openxmlformats.org/markup-compatibility/2006" xmlns:r="http://schemas.openxmlformats.org/officeDocument/2006/relationships" xmlns:w="http://schemas.openxmlformats.org/wordprocessingml/2006/main" xmlns:w14="http://schemas.microsoft.com/office/word/2010/wordml" xmlns:w15="http://schemas.microsoft.com/office/word/2012/wordml" xmlns:w16cex="http://schemas.microsoft.com/office/word/2018/wordml/cex" xmlns:w16cid="http://schemas.microsoft.com/office/word/2016/wordml/cid" xmlns:w16="http://schemas.microsoft.com/office/word/2018/wordml" xmlns:w16du="http://schemas.microsoft.com/office/word/2023/wordml/word16du" xmlns:w16sdtdh="http://schemas.microsoft.com/office/word/2020/wordml/sdtdatahash" xmlns:w16se="http://schemas.microsoft.com/office/word/2015/wordml/symex" mc:Ignorable="w14 w15 w16se w16cid w16 w16cex w16sdtdh w16du">
+<w:styles xmlns:mc="http://schemas.openxmlformats.org/markup-compatibility/2006" xmlns:r="http://schemas.openxmlformats.org/officeDocument/2006/relationships" xmlns:w="http://schemas.openxmlformats.org/wordprocessingml/2006/main" xmlns:w14="http://schemas.microsoft.com/office/word/2010/wordml" xmlns:w15="http://schemas.microsoft.com/office/word/2012/wordml" xmlns:w16cex="http://schemas.microsoft.com/office/word/2018/wordml/cex" xmlns:w16cid="http://schemas.microsoft.com/office/word/2016/wordml/cid" xmlns:w16="http://schemas.microsoft.com/office/word/2018/wordml" xmlns:w16du="http://schemas.microsoft.com/office/word/2023/wordml/word16du" xmlns:w16sdtdh="http://schemas.microsoft.com/office/word/2020/wordml/sdtdatahash" xmlns:w16sdtfl="http://schemas.microsoft.com/office/word/2024/wordml/sdtformatlock" xmlns:w16se="http://schemas.microsoft.com/office/word/2015/wordml/symex" mc:Ignorable="w14 w15 w16se w16cid w16 w16cex w16sdtdh w16sdtfl w16du">
   <w:docDefaults>
     <w:rPrDefault>
       <w:rPr>
@@ -1555,6 +2317,25 @@
       <w:contextualSpacing/>
     </w:pPr>
   </w:style>
+  <w:style w:type="table" w:styleId="TableGrid">
+    <w:name w:val="Table Grid"/>
+    <w:basedOn w:val="TableNormal"/>
+    <w:uiPriority w:val="39"/>
+    <w:rsid w:val="00B96B3F"/>
+    <w:pPr>
+      <w:spacing w:after="0" w:line="240" w:lineRule="auto"/>
+    </w:pPr>
+    <w:tblPr>
+      <w:tblBorders>
+        <w:top w:val="single" w:sz="4" w:space="0" w:color="auto"/>
+        <w:left w:val="single" w:sz="4" w:space="0" w:color="auto"/>
+        <w:bottom w:val="single" w:sz="4" w:space="0" w:color="auto"/>
+        <w:right w:val="single" w:sz="4" w:space="0" w:color="auto"/>
+        <w:insideH w:val="single" w:sz="4" w:space="0" w:color="auto"/>
+        <w:insideV w:val="single" w:sz="4" w:space="0" w:color="auto"/>
+      </w:tblBorders>
+    </w:tblPr>
+  </w:style>
 </w:styles>
 </file>
 

--- a/Toilet Clicker.docx
+++ b/Toilet Clicker.docx
@@ -1094,6 +1094,27 @@
           <w:rFonts w:ascii="Times New Roman" w:hAnsi="Times New Roman" w:cs="Times New Roman"/>
         </w:rPr>
         <w:t>Ostab Creditite abil uusi tualette.</w:t>
+      </w:r>
+    </w:p>
+    <w:p>
+      <w:pPr>
+        <w:pStyle w:val="ListParagraph"/>
+        <w:numPr>
+          <w:ilvl w:val="3"/>
+          <w:numId w:val="3"/>
+        </w:numPr>
+        <w:tabs>
+          <w:tab w:val="left" w:pos="1776"/>
+        </w:tabs>
+        <w:rPr>
+          <w:rFonts w:ascii="Times New Roman" w:hAnsi="Times New Roman" w:cs="Times New Roman"/>
+        </w:rPr>
+      </w:pPr>
+      <w:r>
+        <w:rPr>
+          <w:rFonts w:ascii="Times New Roman" w:hAnsi="Times New Roman" w:cs="Times New Roman"/>
+        </w:rPr>
+        <w:t>Programm genereerib uuele kasutajale tualetti (ToiletOwnershipi näol)</w:t>
       </w:r>
     </w:p>
     <w:p>
